--- a/rbg-template-english.docx
+++ b/rbg-template-english.docx
@@ -7,40 +7,19 @@
         <w:pStyle w:val="MDPI11articletype"/>
       </w:pPr>
       <w:r>
-        <w:t>Research Article</w:t>
-      </w:r>
-      <w:r>
-        <w:t xml:space="preserve"> </w:t>
-      </w:r>
-      <w:r>
-        <w:rPr>
-          <w:color w:val="FF0000"/>
-        </w:rPr>
-        <w:t>(</w:t>
-      </w:r>
-      <w:r>
-        <w:rPr>
-          <w:color w:val="FF0000"/>
-        </w:rPr>
         <w:t xml:space="preserve">Manuscript </w:t>
       </w:r>
       <w:r>
-        <w:rPr>
-          <w:color w:val="FF0000"/>
-        </w:rPr>
         <w:t>type</w:t>
       </w:r>
       <w:r>
-        <w:rPr>
-          <w:color w:val="FF0000"/>
-        </w:rPr>
-        <w:t>:</w:t>
-      </w:r>
-      <w:r>
-        <w:rPr>
-          <w:color w:val="FF0000"/>
-        </w:rPr>
-        <w:t xml:space="preserve"> Research Article, Review Article, Technical Note, etc.)</w:t>
+        <w:t xml:space="preserve"> (</w:t>
+      </w:r>
+      <w:r>
+        <w:rPr>
+          <w:color w:val="EE0000"/>
+        </w:rPr>
+        <w:t>Research Article, Review Article, Technical Note, etc.)</w:t>
       </w:r>
     </w:p>
     <w:p>
@@ -173,7 +152,15 @@
         <w:tab/>
       </w:r>
       <w:r>
-        <w:t>Institution, Departament, City, Country</w:t>
+        <w:t xml:space="preserve">Institution, </w:t>
+      </w:r>
+      <w:proofErr w:type="spellStart"/>
+      <w:r>
+        <w:t>Departament</w:t>
+      </w:r>
+      <w:proofErr w:type="spellEnd"/>
+      <w:r>
+        <w:t>, City, Country</w:t>
       </w:r>
       <w:r>
         <w:t xml:space="preserve">. E-mail. </w:t>
@@ -218,7 +205,15 @@
         <w:tab/>
       </w:r>
       <w:r>
-        <w:t>Institution, Departament, City, Country. E-mail</w:t>
+        <w:t xml:space="preserve">Institution, </w:t>
+      </w:r>
+      <w:proofErr w:type="spellStart"/>
+      <w:r>
+        <w:t>Departament</w:t>
+      </w:r>
+      <w:proofErr w:type="spellEnd"/>
+      <w:r>
+        <w:t>, City, Country. E-mail</w:t>
       </w:r>
       <w:r>
         <w:rPr>
@@ -504,7 +499,6 @@
       <w:pPr>
         <w:pStyle w:val="MDPI31text"/>
         <w:rPr>
-          <w:u w:val="single"/>
           <w:lang w:eastAsia="zh-CN"/>
         </w:rPr>
       </w:pPr>
@@ -602,7 +596,7 @@
         <w:rPr>
           <w:lang w:eastAsia="zh-CN"/>
         </w:rPr>
-        <w:t xml:space="preserve"> have a more flexible structure. </w:t>
+        <w:t xml:space="preserve"> have a more flexible structure.</w:t>
       </w:r>
     </w:p>
     <w:p>
@@ -616,18 +610,89 @@
         <w:rPr>
           <w:lang w:eastAsia="zh-CN"/>
         </w:rPr>
-        <w:t>Remove this paragraph and start numbering the sections with 1.</w:t>
-      </w:r>
-      <w:r>
+        <w:lastRenderedPageBreak/>
+        <w:t>The Technical Note is a type of manuscript intended for the objective presentation of procedures, methods, tools, protocols, or technical applications relevant to geomorphology. This type of contribution prioritizes a clear and reproducible description of the proposed approach, with a focus on its practical application.</w:t>
+      </w:r>
+    </w:p>
+    <w:p>
+      <w:pPr>
+        <w:pStyle w:val="MDPI31text"/>
         <w:rPr>
           <w:lang w:eastAsia="zh-CN"/>
         </w:rPr>
-        <w:t xml:space="preserve"> </w:t>
-      </w:r>
+      </w:pPr>
       <w:r>
         <w:rPr>
           <w:lang w:eastAsia="zh-CN"/>
         </w:rPr>
+        <w:t xml:space="preserve">Unlike a Research Article, a Technical Note does not require the development of scientific hypotheses, nor an extensive discussion based on </w:t>
+      </w:r>
+      <w:proofErr w:type="gramStart"/>
+      <w:r>
+        <w:rPr>
+          <w:lang w:eastAsia="zh-CN"/>
+        </w:rPr>
+        <w:t>the literature</w:t>
+      </w:r>
+      <w:proofErr w:type="gramEnd"/>
+      <w:r>
+        <w:rPr>
+          <w:lang w:eastAsia="zh-CN"/>
+        </w:rPr>
+        <w:t>. The manuscript structure should be concise, including: (</w:t>
+      </w:r>
+      <w:proofErr w:type="spellStart"/>
+      <w:r>
+        <w:rPr>
+          <w:lang w:eastAsia="zh-CN"/>
+        </w:rPr>
+        <w:t>i</w:t>
+      </w:r>
+      <w:proofErr w:type="spellEnd"/>
+      <w:r>
+        <w:rPr>
+          <w:lang w:eastAsia="zh-CN"/>
+        </w:rPr>
+        <w:t xml:space="preserve">) a brief introduction, providing context for the technical problem and defining the objective; (ii) a description of the methodological procedures or the adopted approach; (iii) presentation of the application or the technical results obtained; and (iv) final considerations focused on the possible uses of the proposal. It is recommended that the text maintain a direct focus on the technical contribution, with reduced emphasis on extensive literature reviews and broad theoretical discussions. The content should ensure clarity in the description of the procedures, </w:t>
+      </w:r>
+      <w:proofErr w:type="gramStart"/>
+      <w:r>
+        <w:rPr>
+          <w:lang w:eastAsia="zh-CN"/>
+        </w:rPr>
+        <w:t>in order to</w:t>
+      </w:r>
+      <w:proofErr w:type="gramEnd"/>
+      <w:r>
+        <w:rPr>
+          <w:lang w:eastAsia="zh-CN"/>
+        </w:rPr>
+        <w:t xml:space="preserve"> allow their understanding and reproduction by other researchers.</w:t>
+      </w:r>
+    </w:p>
+    <w:p>
+      <w:pPr>
+        <w:pStyle w:val="MDPI31text"/>
+        <w:rPr>
+          <w:lang w:eastAsia="zh-CN"/>
+        </w:rPr>
+      </w:pPr>
+      <w:r>
+        <w:rPr>
+          <w:lang w:eastAsia="zh-CN"/>
+        </w:rPr>
+        <w:t>Remove this paragraph and start numbering the sections with 1</w:t>
+      </w:r>
+      <w:r>
+        <w:rPr>
+          <w:lang w:eastAsia="zh-CN"/>
+        </w:rPr>
+        <w:t xml:space="preserve">. </w:t>
+      </w:r>
+      <w:r>
+        <w:rPr>
+          <w:lang w:eastAsia="zh-CN"/>
+        </w:rPr>
         <w:t>For any questions, please contact the journal's editorial team</w:t>
       </w:r>
       <w:r>
@@ -645,7 +710,6 @@
         <w:rPr>
           <w:lang w:eastAsia="zh-CN"/>
         </w:rPr>
-        <w:lastRenderedPageBreak/>
         <w:t xml:space="preserve">1. </w:t>
       </w:r>
       <w:r>
@@ -698,7 +762,15 @@
         <w:t xml:space="preserve"> the major publications must be cited</w:t>
       </w:r>
       <w:r>
-        <w:t>. Please highlight controversial and divergent hypotheses when necessary. Finally, briefly mention the main objective of the paper. As far as possible, please keep the introduction understandable to scientists outside your particular field of research. References should be given at the end of the paper, in alphabetical order of the author's last name. See the end of the paper for more details on references.</w:t>
+        <w:t xml:space="preserve">. Please highlight controversial and divergent hypotheses when necessary. Finally, briefly mention the main objective of the paper. As far as possible, please keep the introduction understandable to scientists outside your </w:t>
+      </w:r>
+      <w:proofErr w:type="gramStart"/>
+      <w:r>
+        <w:t>particular field</w:t>
+      </w:r>
+      <w:proofErr w:type="gramEnd"/>
+      <w:r>
+        <w:t xml:space="preserve"> of research. References should be given at the end of the paper, in alphabetical order of the author's last name. See the end of the paper for more details on references.</w:t>
       </w:r>
     </w:p>
     <w:p>
@@ -912,11 +984,16 @@
       <w:r>
         <w:t xml:space="preserve">sufficient detail </w:t>
       </w:r>
+      <w:proofErr w:type="gramStart"/>
       <w:r>
         <w:t xml:space="preserve">in order </w:t>
       </w:r>
       <w:r>
-        <w:t xml:space="preserve">to allow other researchers to reproduce and build upon the published results. Please note that </w:t>
+        <w:t>to</w:t>
+      </w:r>
+      <w:proofErr w:type="gramEnd"/>
+      <w:r>
+        <w:t xml:space="preserve"> allow other researchers to reproduce and build upon the published results. Please note that </w:t>
       </w:r>
       <w:r>
         <w:t xml:space="preserve">the </w:t>
@@ -971,6 +1048,7 @@
         <w:pStyle w:val="MDPI23heading3"/>
       </w:pPr>
       <w:r>
+        <w:lastRenderedPageBreak/>
         <w:t xml:space="preserve">3.1.1. </w:t>
       </w:r>
       <w:r>
@@ -992,12 +1070,14 @@
           <w:lang w:val="pt-BR"/>
         </w:rPr>
       </w:pPr>
+      <w:proofErr w:type="spellStart"/>
       <w:r>
         <w:rPr>
           <w:lang w:val="pt-BR"/>
         </w:rPr>
         <w:t>First</w:t>
       </w:r>
+      <w:proofErr w:type="spellEnd"/>
       <w:r>
         <w:rPr>
           <w:lang w:val="pt-BR"/>
@@ -1012,6 +1092,7 @@
           <w:lang w:val="pt-BR"/>
         </w:rPr>
       </w:pPr>
+      <w:proofErr w:type="spellStart"/>
       <w:r>
         <w:rPr>
           <w:lang w:val="pt-BR"/>
@@ -1022,7 +1103,14 @@
         <w:rPr>
           <w:lang w:val="pt-BR"/>
         </w:rPr>
-        <w:t xml:space="preserve">cond </w:t>
+        <w:t>cond</w:t>
+      </w:r>
+      <w:proofErr w:type="spellEnd"/>
+      <w:r>
+        <w:rPr>
+          <w:lang w:val="pt-BR"/>
+        </w:rPr>
+        <w:t xml:space="preserve"> </w:t>
       </w:r>
       <w:r>
         <w:rPr>
@@ -1038,12 +1126,14 @@
           <w:lang w:val="pt-BR"/>
         </w:rPr>
       </w:pPr>
+      <w:proofErr w:type="spellStart"/>
       <w:r>
         <w:rPr>
           <w:lang w:val="pt-BR"/>
         </w:rPr>
         <w:t>Third</w:t>
       </w:r>
+      <w:proofErr w:type="spellEnd"/>
       <w:r>
         <w:rPr>
           <w:lang w:val="pt-BR"/>
@@ -1079,11 +1169,19 @@
           <w:lang w:val="pt-BR"/>
         </w:rPr>
       </w:pPr>
-      <w:r>
-        <w:rPr>
-          <w:lang w:val="pt-BR"/>
-        </w:rPr>
-        <w:t xml:space="preserve">First </w:t>
+      <w:proofErr w:type="spellStart"/>
+      <w:r>
+        <w:rPr>
+          <w:lang w:val="pt-BR"/>
+        </w:rPr>
+        <w:t>First</w:t>
+      </w:r>
+      <w:proofErr w:type="spellEnd"/>
+      <w:r>
+        <w:rPr>
+          <w:lang w:val="pt-BR"/>
+        </w:rPr>
+        <w:t xml:space="preserve"> </w:t>
       </w:r>
       <w:r>
         <w:rPr>
@@ -1105,6 +1203,7 @@
           <w:lang w:val="pt-BR"/>
         </w:rPr>
       </w:pPr>
+      <w:proofErr w:type="spellStart"/>
       <w:r>
         <w:rPr>
           <w:lang w:val="pt-BR"/>
@@ -1117,6 +1216,7 @@
         </w:rPr>
         <w:t>cond</w:t>
       </w:r>
+      <w:proofErr w:type="spellEnd"/>
       <w:r>
         <w:rPr>
           <w:lang w:val="pt-BR"/>
@@ -1131,6 +1231,7 @@
           <w:lang w:val="pt-BR"/>
         </w:rPr>
       </w:pPr>
+      <w:proofErr w:type="spellStart"/>
       <w:r>
         <w:rPr>
           <w:lang w:val="pt-BR"/>
@@ -1143,6 +1244,7 @@
         </w:rPr>
         <w:t>hird</w:t>
       </w:r>
+      <w:proofErr w:type="spellEnd"/>
       <w:r>
         <w:rPr>
           <w:lang w:val="pt-BR"/>
@@ -1161,7 +1263,35 @@
         <w:rPr>
           <w:lang w:val="pt-BR"/>
         </w:rPr>
-        <w:t xml:space="preserve">The text continues here. </w:t>
+        <w:t xml:space="preserve">The </w:t>
+      </w:r>
+      <w:proofErr w:type="spellStart"/>
+      <w:r>
+        <w:rPr>
+          <w:lang w:val="pt-BR"/>
+        </w:rPr>
+        <w:t>text</w:t>
+      </w:r>
+      <w:proofErr w:type="spellEnd"/>
+      <w:r>
+        <w:rPr>
+          <w:lang w:val="pt-BR"/>
+        </w:rPr>
+        <w:t xml:space="preserve"> continues </w:t>
+      </w:r>
+      <w:proofErr w:type="spellStart"/>
+      <w:r>
+        <w:rPr>
+          <w:lang w:val="pt-BR"/>
+        </w:rPr>
+        <w:t>here</w:t>
+      </w:r>
+      <w:proofErr w:type="spellEnd"/>
+      <w:r>
+        <w:rPr>
+          <w:lang w:val="pt-BR"/>
+        </w:rPr>
+        <w:t xml:space="preserve">. </w:t>
       </w:r>
     </w:p>
     <w:p>
@@ -1204,17 +1334,32 @@
     </w:p>
     <w:p>
       <w:pPr>
-        <w:pStyle w:val="MDPI31text"/>
-      </w:pPr>
-      <w:r>
-        <w:lastRenderedPageBreak/>
-        <w:t xml:space="preserve">All of the figures and tables must be cited on the main text as Figure 1, Table 1, etc. </w:t>
-      </w:r>
-    </w:p>
-    <w:p>
-      <w:pPr>
-        <w:pStyle w:val="MDPI31text"/>
-      </w:pPr>
+        <w:pStyle w:val="MDPI33textspaceafter"/>
+      </w:pPr>
+      <w:proofErr w:type="gramStart"/>
+      <w:r>
+        <w:t>All of</w:t>
+      </w:r>
+      <w:proofErr w:type="gramEnd"/>
+      <w:r>
+        <w:t xml:space="preserve"> the figures and tables must be cited </w:t>
+      </w:r>
+      <w:proofErr w:type="gramStart"/>
+      <w:r>
+        <w:t>on</w:t>
+      </w:r>
+      <w:proofErr w:type="gramEnd"/>
+      <w:r>
+        <w:t xml:space="preserve"> the main </w:t>
+      </w:r>
+      <w:proofErr w:type="gramStart"/>
+      <w:r>
+        <w:t>text</w:t>
+      </w:r>
+      <w:proofErr w:type="gramEnd"/>
+      <w:r>
+        <w:t xml:space="preserve"> as Figure 1, Table 1, etc. </w:t>
+      </w:r>
     </w:p>
     <w:p>
       <w:pPr>
@@ -1305,7 +1450,15 @@
         <w:t xml:space="preserve"> </w:t>
       </w:r>
       <w:r>
-        <w:t xml:space="preserve">This is a figure, If there are multiple </w:t>
+        <w:t xml:space="preserve">This is a figure, </w:t>
+      </w:r>
+      <w:proofErr w:type="gramStart"/>
+      <w:r>
+        <w:t>If</w:t>
+      </w:r>
+      <w:proofErr w:type="gramEnd"/>
+      <w:r>
+        <w:t xml:space="preserve"> there are multiple </w:t>
       </w:r>
       <w:r>
         <w:t>panels</w:t>
@@ -1341,7 +1494,15 @@
         <w:t>i</w:t>
       </w:r>
       <w:r>
-        <w:t xml:space="preserve">ption of what contains in the second panel; </w:t>
+        <w:t xml:space="preserve">ption of what </w:t>
+      </w:r>
+      <w:proofErr w:type="gramStart"/>
+      <w:r>
+        <w:t>contains</w:t>
+      </w:r>
+      <w:proofErr w:type="gramEnd"/>
+      <w:r>
+        <w:t xml:space="preserve"> in the second panel; </w:t>
       </w:r>
       <w:r>
         <w:t xml:space="preserve">The figures must be put in the main text, close to the first time they are cited. </w:t>
@@ -1365,7 +1526,21 @@
         <w:rPr>
           <w:color w:val="auto"/>
         </w:rPr>
-        <w:t>igures and tables should be inserted in the body of the text and not at the end of the document as per previous submission rules. Figures with multiple panels should be placed in a single file before submission. Figures should have a resolution of 300 dpi and the *.png extension is suggested to minimize loss of image quality. The width should be no less than 8 cm and no more than 18 cm. A caption should clarify all symbols used. Please use only one font family in your figures (for example, Palatino Linotype or Times New Roman).</w:t>
+        <w:t>igures and tables should be inserted in the body of the text and not at the end of the document as per previous submission rules. Figures with multiple panels should be placed in a single file before submission. Figures should have a resolution of 300 dpi and the *.</w:t>
+      </w:r>
+      <w:proofErr w:type="spellStart"/>
+      <w:r>
+        <w:rPr>
+          <w:color w:val="auto"/>
+        </w:rPr>
+        <w:t>png</w:t>
+      </w:r>
+      <w:proofErr w:type="spellEnd"/>
+      <w:r>
+        <w:rPr>
+          <w:color w:val="auto"/>
+        </w:rPr>
+        <w:t xml:space="preserve"> extension is suggested to minimize loss of image quality. The width should be no less than 8 cm and no more than 18 cm. A caption should clarify all symbols used. Please use only one font family in your figures (for example, Palatino Linotype or Times New Roman).</w:t>
       </w:r>
     </w:p>
     <w:p>
@@ -1392,7 +1567,21 @@
         <w:rPr>
           <w:color w:val="auto"/>
         </w:rPr>
-        <w:t xml:space="preserve">eep color blindness in mind and avoid the parallel use of green and red for example. For a list of color scales that are readable for a significant number of readers, please see the options for color combinations in ColorBrewer 2.0 (https://colorbrewer2.org/) using </w:t>
+        <w:t xml:space="preserve">eep color blindness in mind and avoid the parallel use of green and red for example. For a list of color scales that are readable for a significant number of readers, please see the options for color combinations in </w:t>
+      </w:r>
+      <w:proofErr w:type="spellStart"/>
+      <w:r>
+        <w:rPr>
+          <w:color w:val="auto"/>
+        </w:rPr>
+        <w:t>ColorBrewer</w:t>
+      </w:r>
+      <w:proofErr w:type="spellEnd"/>
+      <w:r>
+        <w:rPr>
+          <w:color w:val="auto"/>
+        </w:rPr>
+        <w:t xml:space="preserve"> 2.0 (https://colorbrewer2.org/) using </w:t>
       </w:r>
       <w:r>
         <w:rPr>
@@ -1411,7 +1600,6 @@
     <w:p>
       <w:pPr>
         <w:pStyle w:val="MDPI35textbeforelist"/>
-        <w:spacing w:after="0"/>
         <w:rPr>
           <w:color w:val="auto"/>
         </w:rPr>
@@ -1458,15 +1646,6 @@
         </w:rPr>
         <w:t>and include a concise but sufficiently descriptive legend. Horizontal lines should normally appear only above and below the table, and as a separator between the head and main body of the table. Note that the word "Table" is never abbreviated and should be capitalized when followed by a number (e.g. Table 1).</w:t>
       </w:r>
-    </w:p>
-    <w:p>
-      <w:pPr>
-        <w:pStyle w:val="MDPI35textbeforelist"/>
-        <w:spacing w:after="0"/>
-        <w:rPr>
-          <w:color w:val="auto"/>
-        </w:rPr>
-      </w:pPr>
     </w:p>
     <w:p>
       <w:pPr>
@@ -1521,7 +1700,6 @@
             <w:tcBorders>
               <w:bottom w:val="single" w:sz="4" w:space="0" w:color="auto"/>
             </w:tcBorders>
-            <w:shd w:val="clear" w:color="auto" w:fill="auto"/>
             <w:vAlign w:val="center"/>
           </w:tcPr>
           <w:p>
@@ -1533,6 +1711,7 @@
                 <w:lang w:val="pt-BR"/>
               </w:rPr>
             </w:pPr>
+            <w:proofErr w:type="spellStart"/>
             <w:r>
               <w:rPr>
                 <w:b/>
@@ -1540,6 +1719,7 @@
               </w:rPr>
               <w:t>Title</w:t>
             </w:r>
+            <w:proofErr w:type="spellEnd"/>
             <w:r>
               <w:rPr>
                 <w:b/>
@@ -1555,7 +1735,6 @@
             <w:tcBorders>
               <w:bottom w:val="single" w:sz="4" w:space="0" w:color="auto"/>
             </w:tcBorders>
-            <w:shd w:val="clear" w:color="auto" w:fill="auto"/>
             <w:vAlign w:val="center"/>
           </w:tcPr>
           <w:p>
@@ -1567,6 +1746,7 @@
                 <w:lang w:val="pt-BR"/>
               </w:rPr>
             </w:pPr>
+            <w:proofErr w:type="spellStart"/>
             <w:r>
               <w:rPr>
                 <w:b/>
@@ -1574,6 +1754,7 @@
               </w:rPr>
               <w:t>Title</w:t>
             </w:r>
+            <w:proofErr w:type="spellEnd"/>
             <w:r>
               <w:rPr>
                 <w:b/>
@@ -1596,7 +1777,6 @@
             <w:tcBorders>
               <w:bottom w:val="single" w:sz="4" w:space="0" w:color="auto"/>
             </w:tcBorders>
-            <w:shd w:val="clear" w:color="auto" w:fill="auto"/>
             <w:vAlign w:val="center"/>
           </w:tcPr>
           <w:p>
@@ -1608,6 +1788,7 @@
                 <w:lang w:val="pt-BR"/>
               </w:rPr>
             </w:pPr>
+            <w:proofErr w:type="spellStart"/>
             <w:r>
               <w:rPr>
                 <w:b/>
@@ -1615,6 +1796,7 @@
               </w:rPr>
               <w:t>Title</w:t>
             </w:r>
+            <w:proofErr w:type="spellEnd"/>
             <w:r>
               <w:rPr>
                 <w:b/>
@@ -1639,7 +1821,6 @@
         <w:tc>
           <w:tcPr>
             <w:tcW w:w="1599" w:type="dxa"/>
-            <w:shd w:val="clear" w:color="auto" w:fill="auto"/>
             <w:vAlign w:val="center"/>
           </w:tcPr>
           <w:p>
@@ -1650,6 +1831,7 @@
                 <w:lang w:val="pt-BR"/>
               </w:rPr>
             </w:pPr>
+            <w:proofErr w:type="spellStart"/>
             <w:r>
               <w:rPr>
                 <w:lang w:val="pt-BR"/>
@@ -1662,6 +1844,7 @@
               </w:rPr>
               <w:t>escription</w:t>
             </w:r>
+            <w:proofErr w:type="spellEnd"/>
             <w:r>
               <w:rPr>
                 <w:lang w:val="pt-BR"/>
@@ -1673,7 +1856,6 @@
         <w:tc>
           <w:tcPr>
             <w:tcW w:w="1599" w:type="dxa"/>
-            <w:shd w:val="clear" w:color="auto" w:fill="auto"/>
             <w:vAlign w:val="center"/>
           </w:tcPr>
           <w:p>
@@ -1707,7 +1889,6 @@
         <w:tc>
           <w:tcPr>
             <w:tcW w:w="1599" w:type="dxa"/>
-            <w:shd w:val="clear" w:color="auto" w:fill="auto"/>
             <w:vAlign w:val="center"/>
           </w:tcPr>
           <w:p>
@@ -1734,7 +1915,6 @@
         <w:tc>
           <w:tcPr>
             <w:tcW w:w="1599" w:type="dxa"/>
-            <w:shd w:val="clear" w:color="auto" w:fill="auto"/>
             <w:vAlign w:val="center"/>
           </w:tcPr>
           <w:p>
@@ -1745,18 +1925,25 @@
                 <w:lang w:val="pt-BR"/>
               </w:rPr>
             </w:pPr>
+            <w:proofErr w:type="spellStart"/>
             <w:r>
               <w:rPr>
                 <w:lang w:val="pt-BR"/>
               </w:rPr>
-              <w:t>Description 2</w:t>
+              <w:t>Description</w:t>
+            </w:r>
+            <w:proofErr w:type="spellEnd"/>
+            <w:r>
+              <w:rPr>
+                <w:lang w:val="pt-BR"/>
+              </w:rPr>
+              <w:t xml:space="preserve"> 2</w:t>
             </w:r>
           </w:p>
         </w:tc>
         <w:tc>
           <w:tcPr>
             <w:tcW w:w="1599" w:type="dxa"/>
-            <w:shd w:val="clear" w:color="auto" w:fill="auto"/>
             <w:vAlign w:val="center"/>
           </w:tcPr>
           <w:p>
@@ -1778,7 +1965,6 @@
         <w:tc>
           <w:tcPr>
             <w:tcW w:w="1599" w:type="dxa"/>
-            <w:shd w:val="clear" w:color="auto" w:fill="auto"/>
             <w:vAlign w:val="center"/>
           </w:tcPr>
           <w:p>
@@ -1826,7 +2012,14 @@
         <w:rPr>
           <w:lang w:val="pt-BR"/>
         </w:rPr>
-        <w:t xml:space="preserve"> Tab</w:t>
+        <w:t xml:space="preserve"> </w:t>
+      </w:r>
+      <w:proofErr w:type="spellStart"/>
+      <w:r>
+        <w:rPr>
+          <w:lang w:val="pt-BR"/>
+        </w:rPr>
+        <w:t>Tab</w:t>
       </w:r>
       <w:r>
         <w:rPr>
@@ -1834,17 +2027,54 @@
         </w:rPr>
         <w:t>les</w:t>
       </w:r>
+      <w:proofErr w:type="spellEnd"/>
       <w:r>
         <w:rPr>
           <w:lang w:val="pt-BR"/>
         </w:rPr>
         <w:t xml:space="preserve"> </w:t>
       </w:r>
-      <w:r>
-        <w:rPr>
-          <w:lang w:val="pt-BR"/>
-        </w:rPr>
-        <w:t>could have footnotes.</w:t>
+      <w:proofErr w:type="spellStart"/>
+      <w:r>
+        <w:rPr>
+          <w:lang w:val="pt-BR"/>
+        </w:rPr>
+        <w:t>could</w:t>
+      </w:r>
+      <w:proofErr w:type="spellEnd"/>
+      <w:r>
+        <w:rPr>
+          <w:lang w:val="pt-BR"/>
+        </w:rPr>
+        <w:t xml:space="preserve"> </w:t>
+      </w:r>
+      <w:proofErr w:type="spellStart"/>
+      <w:r>
+        <w:rPr>
+          <w:lang w:val="pt-BR"/>
+        </w:rPr>
+        <w:t>have</w:t>
+      </w:r>
+      <w:proofErr w:type="spellEnd"/>
+      <w:r>
+        <w:rPr>
+          <w:lang w:val="pt-BR"/>
+        </w:rPr>
+        <w:t xml:space="preserve"> </w:t>
+      </w:r>
+      <w:proofErr w:type="spellStart"/>
+      <w:r>
+        <w:rPr>
+          <w:lang w:val="pt-BR"/>
+        </w:rPr>
+        <w:t>footnotes</w:t>
+      </w:r>
+      <w:proofErr w:type="spellEnd"/>
+      <w:r>
+        <w:rPr>
+          <w:lang w:val="pt-BR"/>
+        </w:rPr>
+        <w:t>.</w:t>
       </w:r>
     </w:p>
     <w:p>
@@ -1881,7 +2111,14 @@
         <w:rPr>
           <w:color w:val="auto"/>
         </w:rPr>
-        <w:t>Maps, represented as figures in the text file, must be designed with care and attention to the page format, layout, data representation, symbolization, data classification, line thicknesses, use of color, and typography. Visual relationships should be designed to optimize readability, achieve appropriate visual hierarchy, establish clear relationships between figure and background, and, when necessary, represent visual contrast. Wh</w:t>
+        <w:t xml:space="preserve">Maps, represented as figures in the text file, must be designed with care and attention to the page format, layout, data representation, symbolization, data classification, line thicknesses, use of color, and typography. </w:t>
+      </w:r>
+      <w:r>
+        <w:rPr>
+          <w:color w:val="auto"/>
+        </w:rPr>
+        <w:lastRenderedPageBreak/>
+        <w:t>Visual relationships should be designed to optimize readability, achieve appropriate visual hierarchy, establish clear relationships between figure and background, and, when necessary, represent visual contrast. Wh</w:t>
       </w:r>
       <w:r>
         <w:rPr>
@@ -1903,6 +2140,14 @@
           <w:color w:val="auto"/>
         </w:rPr>
       </w:pPr>
+    </w:p>
+    <w:p>
+      <w:pPr>
+        <w:pStyle w:val="MDPI31text"/>
+        <w:rPr>
+          <w:color w:val="auto"/>
+        </w:rPr>
+      </w:pPr>
       <w:r>
         <w:rPr>
           <w:color w:val="auto"/>
@@ -2008,7 +2253,6 @@
           <w:b/>
           <w:color w:val="auto"/>
         </w:rPr>
-        <w:lastRenderedPageBreak/>
         <w:t>M</w:t>
       </w:r>
       <w:r>
@@ -2142,7 +2386,23 @@
           <w:b/>
           <w:color w:val="auto"/>
         </w:rPr>
-        <w:t>from a maps supplier without the need for a copyright statement</w:t>
+        <w:t xml:space="preserve">from a </w:t>
+      </w:r>
+      <w:proofErr w:type="gramStart"/>
+      <w:r>
+        <w:rPr>
+          <w:b/>
+          <w:color w:val="auto"/>
+        </w:rPr>
+        <w:t>maps</w:t>
+      </w:r>
+      <w:proofErr w:type="gramEnd"/>
+      <w:r>
+        <w:rPr>
+          <w:b/>
+          <w:color w:val="auto"/>
+        </w:rPr>
+        <w:t xml:space="preserve"> supplier without the need for a copyright statement</w:t>
       </w:r>
       <w:r>
         <w:t>: it is not necessary any copyri</w:t>
@@ -2195,12 +2455,26 @@
         <w:rPr>
           <w:b/>
         </w:rPr>
-        <w:t>from a maps supplier with the need for a copyright statement</w:t>
-      </w:r>
+        <w:t xml:space="preserve">from a </w:t>
+      </w:r>
+      <w:proofErr w:type="gramStart"/>
       <w:r>
         <w:rPr>
           <w:b/>
         </w:rPr>
+        <w:t>maps</w:t>
+      </w:r>
+      <w:proofErr w:type="gramEnd"/>
+      <w:r>
+        <w:rPr>
+          <w:b/>
+        </w:rPr>
+        <w:t xml:space="preserve"> supplier with the need for a copyright statement</w:t>
+      </w:r>
+      <w:r>
+        <w:rPr>
+          <w:b/>
+        </w:rPr>
         <w:t>:</w:t>
       </w:r>
       <w:r>
@@ -2248,14 +2522,60 @@
         <w:rPr>
           <w:b/>
         </w:rPr>
-        <w:t xml:space="preserve">Reuse of material from a maps supplier under public domain: </w:t>
-      </w:r>
+        <w:t xml:space="preserve">Reuse of material from a </w:t>
+      </w:r>
+      <w:proofErr w:type="gramStart"/>
       <w:r>
         <w:rPr>
           <w:b/>
-          <w:color w:val="auto"/>
-        </w:rPr>
-        <w:t>sob domínio público:</w:t>
+        </w:rPr>
+        <w:t>maps</w:t>
+      </w:r>
+      <w:proofErr w:type="gramEnd"/>
+      <w:r>
+        <w:rPr>
+          <w:b/>
+        </w:rPr>
+        <w:t xml:space="preserve"> supplier under public domain: </w:t>
+      </w:r>
+      <w:r>
+        <w:rPr>
+          <w:b/>
+          <w:color w:val="auto"/>
+        </w:rPr>
+        <w:t xml:space="preserve">sob </w:t>
+      </w:r>
+      <w:proofErr w:type="spellStart"/>
+      <w:r>
+        <w:rPr>
+          <w:b/>
+          <w:color w:val="auto"/>
+        </w:rPr>
+        <w:t>domínio</w:t>
+      </w:r>
+      <w:proofErr w:type="spellEnd"/>
+      <w:r>
+        <w:rPr>
+          <w:b/>
+          <w:color w:val="auto"/>
+        </w:rPr>
+        <w:t xml:space="preserve"> </w:t>
+      </w:r>
+      <w:proofErr w:type="spellStart"/>
+      <w:r>
+        <w:rPr>
+          <w:b/>
+          <w:color w:val="auto"/>
+        </w:rPr>
+        <w:t>público</w:t>
+      </w:r>
+      <w:proofErr w:type="spellEnd"/>
+      <w:r>
+        <w:rPr>
+          <w:b/>
+          <w:color w:val="auto"/>
+        </w:rPr>
+        <w:t>:</w:t>
       </w:r>
       <w:r>
         <w:rPr>
@@ -2482,11 +2802,16 @@
       <w:r>
         <w:t xml:space="preserve">applied thoughtfully, </w:t>
       </w:r>
+      <w:proofErr w:type="gramStart"/>
       <w:r>
         <w:t xml:space="preserve">in order </w:t>
       </w:r>
       <w:r>
-        <w:t xml:space="preserve">to increase readability and </w:t>
+        <w:t>to</w:t>
+      </w:r>
+      <w:proofErr w:type="gramEnd"/>
+      <w:r>
+        <w:t xml:space="preserve"> increase readability and </w:t>
       </w:r>
       <w:r>
         <w:t>to improve</w:t>
@@ -2546,6 +2871,7 @@
         <w:rPr>
           <w:color w:val="auto"/>
         </w:rPr>
+        <w:lastRenderedPageBreak/>
         <w:t>3.</w:t>
       </w:r>
       <w:r>
@@ -2712,14 +3038,124 @@
         <w:rPr>
           <w:color w:val="auto"/>
         </w:rPr>
-        <w:t xml:space="preserve">, insert a table with 1 row and 2 columns: the first column insert the equation aligned to the center and in the second column move its divider to the right and write the sequential number of the equation aligned to the right. </w:t>
-      </w:r>
-      <w:r>
-        <w:rPr>
-          <w:color w:val="auto"/>
-          <w:lang w:val="pt-BR"/>
-        </w:rPr>
-        <w:t>At the end, remove the table borders. For example:</w:t>
+        <w:t xml:space="preserve">, insert a table with 1 row and 2 columns: the first column </w:t>
+      </w:r>
+      <w:proofErr w:type="gramStart"/>
+      <w:r>
+        <w:rPr>
+          <w:color w:val="auto"/>
+        </w:rPr>
+        <w:t>insert</w:t>
+      </w:r>
+      <w:proofErr w:type="gramEnd"/>
+      <w:r>
+        <w:rPr>
+          <w:color w:val="auto"/>
+        </w:rPr>
+        <w:t xml:space="preserve"> the equation aligned to the center and in the second column move its divider to the right and write the sequential number of the equation aligned to the right. </w:t>
+      </w:r>
+      <w:r>
+        <w:rPr>
+          <w:color w:val="auto"/>
+          <w:lang w:val="pt-BR"/>
+        </w:rPr>
+        <w:t xml:space="preserve">At </w:t>
+      </w:r>
+      <w:proofErr w:type="spellStart"/>
+      <w:r>
+        <w:rPr>
+          <w:color w:val="auto"/>
+          <w:lang w:val="pt-BR"/>
+        </w:rPr>
+        <w:t>the</w:t>
+      </w:r>
+      <w:proofErr w:type="spellEnd"/>
+      <w:r>
+        <w:rPr>
+          <w:color w:val="auto"/>
+          <w:lang w:val="pt-BR"/>
+        </w:rPr>
+        <w:t xml:space="preserve"> </w:t>
+      </w:r>
+      <w:proofErr w:type="spellStart"/>
+      <w:r>
+        <w:rPr>
+          <w:color w:val="auto"/>
+          <w:lang w:val="pt-BR"/>
+        </w:rPr>
+        <w:t>end</w:t>
+      </w:r>
+      <w:proofErr w:type="spellEnd"/>
+      <w:r>
+        <w:rPr>
+          <w:color w:val="auto"/>
+          <w:lang w:val="pt-BR"/>
+        </w:rPr>
+        <w:t xml:space="preserve">, remove </w:t>
+      </w:r>
+      <w:proofErr w:type="spellStart"/>
+      <w:r>
+        <w:rPr>
+          <w:color w:val="auto"/>
+          <w:lang w:val="pt-BR"/>
+        </w:rPr>
+        <w:t>the</w:t>
+      </w:r>
+      <w:proofErr w:type="spellEnd"/>
+      <w:r>
+        <w:rPr>
+          <w:color w:val="auto"/>
+          <w:lang w:val="pt-BR"/>
+        </w:rPr>
+        <w:t xml:space="preserve"> </w:t>
+      </w:r>
+      <w:proofErr w:type="spellStart"/>
+      <w:r>
+        <w:rPr>
+          <w:color w:val="auto"/>
+          <w:lang w:val="pt-BR"/>
+        </w:rPr>
+        <w:t>table</w:t>
+      </w:r>
+      <w:proofErr w:type="spellEnd"/>
+      <w:r>
+        <w:rPr>
+          <w:color w:val="auto"/>
+          <w:lang w:val="pt-BR"/>
+        </w:rPr>
+        <w:t xml:space="preserve"> </w:t>
+      </w:r>
+      <w:proofErr w:type="spellStart"/>
+      <w:r>
+        <w:rPr>
+          <w:color w:val="auto"/>
+          <w:lang w:val="pt-BR"/>
+        </w:rPr>
+        <w:t>borders</w:t>
+      </w:r>
+      <w:proofErr w:type="spellEnd"/>
+      <w:r>
+        <w:rPr>
+          <w:color w:val="auto"/>
+          <w:lang w:val="pt-BR"/>
+        </w:rPr>
+        <w:t xml:space="preserve">. For </w:t>
+      </w:r>
+      <w:proofErr w:type="spellStart"/>
+      <w:r>
+        <w:rPr>
+          <w:color w:val="auto"/>
+          <w:lang w:val="pt-BR"/>
+        </w:rPr>
+        <w:t>example</w:t>
+      </w:r>
+      <w:proofErr w:type="spellEnd"/>
+      <w:r>
+        <w:rPr>
+          <w:color w:val="auto"/>
+          <w:lang w:val="pt-BR"/>
+        </w:rPr>
+        <w:t>:</w:t>
       </w:r>
     </w:p>
     <w:tbl>
@@ -3037,716 +3473,745 @@
         <w:rPr>
           <w:color w:val="auto"/>
         </w:rPr>
+        <w:t>Abbreviations</w:t>
+      </w:r>
+      <w:r>
+        <w:rPr>
+          <w:color w:val="auto"/>
+        </w:rPr>
+        <w:t xml:space="preserve"> must be avoided in the titles, depending on the </w:t>
+      </w:r>
+      <w:proofErr w:type="spellStart"/>
+      <w:r>
+        <w:rPr>
+          <w:color w:val="auto"/>
+        </w:rPr>
+        <w:t>lenght</w:t>
+      </w:r>
+      <w:proofErr w:type="spellEnd"/>
+      <w:r>
+        <w:rPr>
+          <w:color w:val="auto"/>
+        </w:rPr>
+        <w:t xml:space="preserve"> and </w:t>
+      </w:r>
+      <w:r>
+        <w:rPr>
+          <w:color w:val="auto"/>
+        </w:rPr>
+        <w:t xml:space="preserve">of the familiarity of the abbreviation. </w:t>
+      </w:r>
+      <w:r>
+        <w:rPr>
+          <w:color w:val="auto"/>
+        </w:rPr>
+        <w:t>They need to be defined in the abstract and then again, the first time they appear in the body of the manuscript</w:t>
+      </w:r>
+      <w:r>
+        <w:rPr>
+          <w:color w:val="auto"/>
+        </w:rPr>
+        <w:t xml:space="preserve">. </w:t>
+      </w:r>
+      <w:r>
+        <w:rPr>
+          <w:color w:val="auto"/>
+        </w:rPr>
+        <w:t>To avoid ambiguity problems, abbreviations that could have numerous meanings must be defined.</w:t>
+      </w:r>
+      <w:r>
+        <w:rPr>
+          <w:color w:val="auto"/>
+        </w:rPr>
+        <w:t xml:space="preserve"> </w:t>
+      </w:r>
+      <w:r>
+        <w:rPr>
+          <w:color w:val="auto"/>
+        </w:rPr>
+        <w:t xml:space="preserve">This usually does not apply for well-known abbreviations such as INPE, IBGE, NASA, GPS, </w:t>
+      </w:r>
+      <w:r>
+        <w:rPr>
+          <w:color w:val="auto"/>
+        </w:rPr>
+        <w:t>GIS</w:t>
+      </w:r>
+      <w:r>
+        <w:rPr>
+          <w:color w:val="auto"/>
+        </w:rPr>
+        <w:t>, SRTM</w:t>
+      </w:r>
+      <w:r>
+        <w:rPr>
+          <w:color w:val="auto"/>
+        </w:rPr>
+        <w:t xml:space="preserve">, which are better known than its long name. </w:t>
+      </w:r>
+      <w:r>
+        <w:rPr>
+          <w:color w:val="auto"/>
+        </w:rPr>
+        <w:t xml:space="preserve">Note that most plural acronyms are followed by the suffix "s" (e.g. NGOs, </w:t>
+      </w:r>
+      <w:r>
+        <w:rPr>
+          <w:color w:val="auto"/>
+        </w:rPr>
+        <w:t>DEM</w:t>
+      </w:r>
+      <w:r>
+        <w:rPr>
+          <w:color w:val="auto"/>
+        </w:rPr>
+        <w:t>s</w:t>
+      </w:r>
+      <w:r>
+        <w:rPr>
+          <w:color w:val="auto"/>
+        </w:rPr>
+        <w:t>), although there are some exceptions</w:t>
+      </w:r>
+      <w:r>
+        <w:rPr>
+          <w:color w:val="auto"/>
+        </w:rPr>
+        <w:t>.</w:t>
+      </w:r>
+    </w:p>
+    <w:p>
+      <w:pPr>
+        <w:pStyle w:val="MDPI31text"/>
+        <w:rPr>
+          <w:color w:val="auto"/>
+        </w:rPr>
+      </w:pPr>
+      <w:r>
+        <w:rPr>
+          <w:color w:val="auto"/>
+        </w:rPr>
+        <w:t xml:space="preserve">The SI (International System of Units) </w:t>
+      </w:r>
+      <w:r>
+        <w:rPr>
+          <w:color w:val="auto"/>
+        </w:rPr>
+        <w:t>abbreviations</w:t>
+      </w:r>
+      <w:r>
+        <w:rPr>
+          <w:color w:val="auto"/>
+        </w:rPr>
+        <w:t xml:space="preserve"> does not need to be defined</w:t>
+      </w:r>
+      <w:r>
+        <w:rPr>
+          <w:color w:val="auto"/>
+        </w:rPr>
+        <w:t>.</w:t>
+      </w:r>
+      <w:r>
+        <w:rPr>
+          <w:color w:val="auto"/>
+        </w:rPr>
+        <w:t xml:space="preserve"> </w:t>
+      </w:r>
+      <w:r>
+        <w:rPr>
+          <w:color w:val="auto"/>
+        </w:rPr>
+        <w:t>Whenever convenient, present the units of measurement in the sequence of the header text and in parentheses - for example: Acceleration of gravity (</w:t>
+      </w:r>
+      <w:proofErr w:type="spellStart"/>
+      <w:r>
+        <w:rPr>
+          <w:color w:val="auto"/>
+        </w:rPr>
+        <w:t>mGal</w:t>
+      </w:r>
+      <w:proofErr w:type="spellEnd"/>
+      <w:r>
+        <w:rPr>
+          <w:color w:val="auto"/>
+        </w:rPr>
+        <w:t>), Distance (m), Area (</w:t>
+      </w:r>
+      <w:r>
+        <w:rPr>
+          <w:color w:val="auto"/>
+        </w:rPr>
+        <w:t>m</w:t>
+      </w:r>
+      <w:r>
+        <w:rPr>
+          <w:color w:val="auto"/>
+          <w:vertAlign w:val="superscript"/>
+        </w:rPr>
+        <w:t>2</w:t>
+      </w:r>
+      <w:r>
+        <w:rPr>
+          <w:color w:val="auto"/>
+        </w:rPr>
+        <w:t>)</w:t>
+      </w:r>
+      <w:r>
+        <w:rPr>
+          <w:color w:val="auto"/>
+        </w:rPr>
+        <w:t>. The recommended abbreviations (but not obligatory) for ages are SI multipliers combined with "a”</w:t>
+      </w:r>
+      <w:r>
+        <w:rPr>
+          <w:color w:val="auto"/>
+        </w:rPr>
+        <w:t>, such as</w:t>
+      </w:r>
+      <w:r>
+        <w:rPr>
+          <w:color w:val="auto"/>
+        </w:rPr>
+        <w:t xml:space="preserve"> for year: ka (a Thousand years, 10</w:t>
+      </w:r>
+      <w:r>
+        <w:rPr>
+          <w:color w:val="auto"/>
+          <w:vertAlign w:val="superscript"/>
+        </w:rPr>
+        <w:t>3</w:t>
+      </w:r>
+      <w:r>
+        <w:rPr>
+          <w:color w:val="auto"/>
+        </w:rPr>
+        <w:t xml:space="preserve"> years) and Ma (a million years, 10</w:t>
+      </w:r>
+      <w:r>
+        <w:rPr>
+          <w:color w:val="auto"/>
+          <w:vertAlign w:val="superscript"/>
+        </w:rPr>
+        <w:t>6</w:t>
+      </w:r>
+      <w:r>
+        <w:rPr>
+          <w:color w:val="auto"/>
+        </w:rPr>
+        <w:t xml:space="preserve"> years</w:t>
+      </w:r>
+    </w:p>
+    <w:p>
+      <w:pPr>
+        <w:pStyle w:val="MDPI31text"/>
+        <w:rPr>
+          <w:color w:val="auto"/>
+        </w:rPr>
+      </w:pPr>
+      <w:r>
+        <w:rPr>
+          <w:color w:val="auto"/>
+        </w:rPr>
+        <w:t xml:space="preserve">The radiocarbon dating results are presented in years </w:t>
+      </w:r>
+      <w:r>
+        <w:rPr>
+          <w:color w:val="auto"/>
+        </w:rPr>
+        <w:t>B</w:t>
+      </w:r>
+      <w:r>
+        <w:rPr>
+          <w:color w:val="auto"/>
+        </w:rPr>
+        <w:t>P (before present), in which the “</w:t>
+      </w:r>
+      <w:r>
+        <w:rPr>
+          <w:color w:val="auto"/>
+        </w:rPr>
+        <w:t>present</w:t>
+      </w:r>
+      <w:r>
+        <w:rPr>
+          <w:color w:val="auto"/>
+        </w:rPr>
+        <w:t>” refer to the year 1950</w:t>
+      </w:r>
+      <w:r>
+        <w:rPr>
+          <w:color w:val="auto"/>
+        </w:rPr>
+        <w:t xml:space="preserve"> AD</w:t>
+      </w:r>
+      <w:r>
+        <w:rPr>
+          <w:color w:val="auto"/>
+        </w:rPr>
+        <w:t>.</w:t>
+      </w:r>
+      <w:r>
+        <w:rPr>
+          <w:color w:val="auto"/>
+        </w:rPr>
+        <w:t xml:space="preserve"> </w:t>
+      </w:r>
+      <w:r>
+        <w:rPr>
+          <w:color w:val="auto"/>
+        </w:rPr>
+        <w:t xml:space="preserve">The calibrated dates must be presented in the form “years </w:t>
+      </w:r>
+      <w:proofErr w:type="spellStart"/>
+      <w:r>
+        <w:rPr>
+          <w:color w:val="auto"/>
+        </w:rPr>
+        <w:t>cal</w:t>
+      </w:r>
+      <w:proofErr w:type="spellEnd"/>
+      <w:r>
+        <w:rPr>
+          <w:color w:val="auto"/>
+        </w:rPr>
+        <w:t xml:space="preserve"> </w:t>
+      </w:r>
+      <w:r>
+        <w:rPr>
+          <w:color w:val="auto"/>
+        </w:rPr>
+        <w:t>B</w:t>
+      </w:r>
+      <w:r>
+        <w:rPr>
+          <w:color w:val="auto"/>
+        </w:rPr>
+        <w:t>P”.</w:t>
+      </w:r>
+      <w:r>
+        <w:rPr>
+          <w:color w:val="auto"/>
+        </w:rPr>
+        <w:t xml:space="preserve"> </w:t>
+      </w:r>
+      <w:r>
+        <w:rPr>
+          <w:color w:val="auto"/>
+        </w:rPr>
+        <w:t xml:space="preserve">They could also be transformed into a Gregorian calendar. </w:t>
+      </w:r>
+      <w:r>
+        <w:rPr>
+          <w:color w:val="auto"/>
+        </w:rPr>
+        <w:t>It is important to note that ages from optically stimulated luminescence (</w:t>
+      </w:r>
+      <w:r>
+        <w:rPr>
+          <w:color w:val="auto"/>
+        </w:rPr>
+        <w:t>OSL</w:t>
+      </w:r>
+      <w:r>
+        <w:rPr>
+          <w:color w:val="auto"/>
+        </w:rPr>
+        <w:t>) methods are not given in "</w:t>
+      </w:r>
+      <w:r>
+        <w:rPr>
+          <w:color w:val="auto"/>
+        </w:rPr>
+        <w:t>B</w:t>
+      </w:r>
+      <w:r>
+        <w:rPr>
+          <w:color w:val="auto"/>
+        </w:rPr>
+        <w:t xml:space="preserve">P years", due to the mathematical formulation of the method, only years or abbreviations such as ka (thousand years) are used, for example: </w:t>
+      </w:r>
+      <w:r>
+        <w:rPr>
+          <w:color w:val="auto"/>
+        </w:rPr>
+        <w:t>OSL</w:t>
+      </w:r>
+      <w:r>
+        <w:rPr>
+          <w:color w:val="auto"/>
+        </w:rPr>
+        <w:t xml:space="preserve"> </w:t>
+      </w:r>
+      <w:r>
+        <w:rPr>
+          <w:color w:val="auto"/>
+        </w:rPr>
+        <w:t xml:space="preserve">age (SAR protocol) of 7500 years, </w:t>
+      </w:r>
+      <w:proofErr w:type="gramStart"/>
+      <w:r>
+        <w:rPr>
+          <w:color w:val="auto"/>
+        </w:rPr>
+        <w:t>or,</w:t>
+      </w:r>
+      <w:proofErr w:type="gramEnd"/>
+      <w:r>
+        <w:rPr>
+          <w:color w:val="auto"/>
+        </w:rPr>
+        <w:t xml:space="preserve"> 7.5 ka.</w:t>
+      </w:r>
+    </w:p>
+    <w:p>
+      <w:pPr>
+        <w:pStyle w:val="MDPI21heading1"/>
+      </w:pPr>
+      <w:r>
+        <w:t>4. Discu</w:t>
+      </w:r>
+      <w:r>
+        <w:t>s</w:t>
+      </w:r>
+      <w:r>
+        <w:t>sion</w:t>
+      </w:r>
+    </w:p>
+    <w:p>
+      <w:pPr>
+        <w:pStyle w:val="MDPI31text"/>
+      </w:pPr>
+      <w:r>
+        <w:t xml:space="preserve">The authors must discuss the results and how they can be interpreted within the perspective of previous studies and the work’s hypothesis, highlighting the contributions of their work to the research field. The results and their implications must be discussed in the widest context possible, comparing it to similar results obtained from other researchers. </w:t>
+      </w:r>
+      <w:r>
+        <w:t>Future research recommendations can also be highlighted.</w:t>
+      </w:r>
+    </w:p>
+    <w:p>
+      <w:pPr>
+        <w:pStyle w:val="MDPI31text"/>
+      </w:pPr>
+      <w:r>
+        <w:t xml:space="preserve"> </w:t>
+      </w:r>
+    </w:p>
+    <w:p>
+      <w:pPr>
+        <w:pStyle w:val="MDPI21heading1"/>
+      </w:pPr>
+      <w:r>
+        <w:t>5. Conclus</w:t>
+      </w:r>
+      <w:r>
+        <w:t>ions</w:t>
+      </w:r>
+    </w:p>
+    <w:p>
+      <w:pPr>
+        <w:pStyle w:val="MDPI31text"/>
+      </w:pPr>
+      <w:r>
+        <w:t>This section is mandatory.</w:t>
+      </w:r>
+    </w:p>
+    <w:p>
+      <w:pPr>
+        <w:pStyle w:val="MDPI62Acknowledgments"/>
+        <w:rPr>
+          <w:color w:val="FF0000"/>
+        </w:rPr>
+      </w:pPr>
+      <w:r>
+        <w:rPr>
+          <w:b/>
+        </w:rPr>
+        <w:t xml:space="preserve">Author’s contributions: </w:t>
+      </w:r>
+      <w:r>
+        <w:t>For articles with multiple authors, a small paragraph specifying their contributions must be provided. The following statements should be used "Conception</w:t>
+      </w:r>
+      <w:r>
+        <w:t>,</w:t>
+      </w:r>
+      <w:r>
+        <w:t xml:space="preserve"> X.X. and Y.Y.; methodology</w:t>
+      </w:r>
+      <w:r>
+        <w:t>, X.X.; software, X.X.; valida</w:t>
+      </w:r>
+      <w:r>
+        <w:t>tion, X.X., Y.Y. and</w:t>
+      </w:r>
+      <w:r>
+        <w:t xml:space="preserve"> Z.Z.; </w:t>
+      </w:r>
+      <w:r>
+        <w:t>formal analysis</w:t>
+      </w:r>
+      <w:r>
+        <w:t xml:space="preserve">, X.X.; </w:t>
+      </w:r>
+      <w:r>
+        <w:t>research</w:t>
+      </w:r>
+      <w:r>
+        <w:t xml:space="preserve">, X.X.; </w:t>
+      </w:r>
+      <w:r>
+        <w:t>resources</w:t>
+      </w:r>
+      <w:r>
+        <w:t xml:space="preserve">, X.X.; </w:t>
+      </w:r>
+      <w:r>
+        <w:t>data preparation</w:t>
+      </w:r>
+      <w:r>
+        <w:t xml:space="preserve">, X.X.; </w:t>
+      </w:r>
+      <w:r>
+        <w:t>article writing</w:t>
+      </w:r>
+      <w:r>
+        <w:t>, X.X.; revision, X.X.; supervision</w:t>
+      </w:r>
+      <w:r>
+        <w:t xml:space="preserve">, X.X.; </w:t>
+      </w:r>
+      <w:r>
+        <w:t>acquisition of funding</w:t>
+      </w:r>
+      <w:r>
+        <w:t xml:space="preserve">, Y.Y. </w:t>
+      </w:r>
+      <w:r>
+        <w:t xml:space="preserve">All authors have read and agreed with the published version of the manuscript”. </w:t>
+      </w:r>
+      <w:r>
+        <w:t xml:space="preserve">Authorship should be limited to those who have substantially contributed to the work reported. </w:t>
+      </w:r>
+      <w:r>
+        <w:rPr>
+          <w:color w:val="FF0000"/>
+        </w:rPr>
+        <w:t>Fill out only after acceptance for publication</w:t>
+      </w:r>
+      <w:r>
+        <w:rPr>
+          <w:color w:val="FF0000"/>
+        </w:rPr>
+        <w:t>.</w:t>
+      </w:r>
+    </w:p>
+    <w:p>
+      <w:pPr>
+        <w:pStyle w:val="MDPI62Acknowledgments"/>
+        <w:rPr>
+          <w:color w:val="FF0000"/>
+        </w:rPr>
+      </w:pPr>
+      <w:r>
+        <w:rPr>
+          <w:b/>
+        </w:rPr>
+        <w:t>Funding</w:t>
+      </w:r>
+      <w:r>
+        <w:rPr>
+          <w:b/>
+        </w:rPr>
+        <w:t xml:space="preserve">: </w:t>
+      </w:r>
+      <w:r>
+        <w:t>Please add: “This research has not received any external funding" or "This research was funded by FOUNDER'S NAME, grant number XXX". Please check carefully that the details provided are accurate and use the standard spelling of funding agency names at https://search.crossref.org/funding, any errors may affect your future funding.</w:t>
+      </w:r>
+      <w:r>
+        <w:t xml:space="preserve"> </w:t>
+      </w:r>
+      <w:r>
+        <w:rPr>
+          <w:color w:val="FF0000"/>
+        </w:rPr>
+        <w:t>Fill out only after acceptance for publication</w:t>
+      </w:r>
+      <w:r>
+        <w:rPr>
+          <w:color w:val="FF0000"/>
+        </w:rPr>
+        <w:t>.</w:t>
+      </w:r>
+    </w:p>
+    <w:p>
+      <w:pPr>
+        <w:pStyle w:val="MDPI62Acknowledgments"/>
+      </w:pPr>
+      <w:r>
+        <w:rPr>
+          <w:b/>
+        </w:rPr>
         <w:lastRenderedPageBreak/>
-        <w:t>Abbreviations</w:t>
-      </w:r>
-      <w:r>
-        <w:rPr>
-          <w:color w:val="auto"/>
-        </w:rPr>
-        <w:t xml:space="preserve"> must be avoided in the titles, depending on the lenght and </w:t>
-      </w:r>
-      <w:r>
-        <w:rPr>
-          <w:color w:val="auto"/>
-        </w:rPr>
-        <w:t xml:space="preserve">of the familiarity of the abbreviation. </w:t>
-      </w:r>
-      <w:r>
-        <w:rPr>
-          <w:color w:val="auto"/>
-        </w:rPr>
-        <w:t>They need to be defined in the abstract and then again, the first time they appear in the body of the manuscript</w:t>
-      </w:r>
-      <w:r>
-        <w:rPr>
-          <w:color w:val="auto"/>
-        </w:rPr>
+        <w:t>Acknowledgments</w:t>
+      </w:r>
+      <w:r>
+        <w:rPr>
+          <w:b/>
+        </w:rPr>
+        <w:t>:</w:t>
+      </w:r>
+      <w:r>
+        <w:t xml:space="preserve"> </w:t>
+      </w:r>
+      <w:r>
+        <w:t xml:space="preserve">In this section, you can acknowledge any given </w:t>
+      </w:r>
+      <w:r>
+        <w:t>support that is not</w:t>
+      </w:r>
+      <w:r>
+        <w:t xml:space="preserve"> covered</w:t>
+      </w:r>
+      <w:r>
+        <w:t xml:space="preserve"> </w:t>
+      </w:r>
+      <w:r>
+        <w:t>by the</w:t>
+      </w:r>
+      <w:r>
+        <w:t xml:space="preserve"> authors' contributions or funding </w:t>
+      </w:r>
+      <w:r>
+        <w:t xml:space="preserve">sections. </w:t>
+      </w:r>
+      <w:r>
+        <w:t xml:space="preserve">This can include any administrative and technical support, or donations (for example, materials used for experiments). </w:t>
+      </w:r>
+      <w:r>
+        <w:rPr>
+          <w:color w:val="FF0000"/>
+        </w:rPr>
+        <w:t>Fill out only after acceptance for publication</w:t>
+      </w:r>
+      <w:r>
+        <w:rPr>
+          <w:color w:val="FF0000"/>
+        </w:rPr>
+        <w:t>.</w:t>
+      </w:r>
+    </w:p>
+    <w:p>
+      <w:pPr>
+        <w:pStyle w:val="MDPI64CoI"/>
+      </w:pPr>
+      <w:r>
+        <w:rPr>
+          <w:b/>
+        </w:rPr>
+        <w:t>Confli</w:t>
+      </w:r>
+      <w:r>
+        <w:rPr>
+          <w:b/>
+        </w:rPr>
+        <w:t>ct of Interest</w:t>
+      </w:r>
+      <w:r>
+        <w:rPr>
+          <w:b/>
+        </w:rPr>
+        <w:t>:</w:t>
+      </w:r>
+      <w:r>
+        <w:t xml:space="preserve"> </w:t>
+      </w:r>
+      <w:r>
+        <w:t xml:space="preserve">Declare conflict of interest or </w:t>
+      </w:r>
+      <w:r>
+        <w:t xml:space="preserve">declare the following: </w:t>
+      </w:r>
+      <w:r>
+        <w:t>“The author</w:t>
+      </w:r>
+      <w:r>
+        <w:t>s</w:t>
+      </w:r>
+      <w:r>
+        <w:t xml:space="preserve"> declare not having any conflict of interest”. The authors must identify and declare any circumstance o</w:t>
+      </w:r>
+      <w:r>
+        <w:t>r personal interest in which may</w:t>
+      </w:r>
+      <w:r>
+        <w:t xml:space="preserve"> be perceived as influencing, in an inadequate way, the representation of interpretation of the </w:t>
+      </w:r>
+      <w:r>
+        <w:t xml:space="preserve">reported </w:t>
+      </w:r>
+      <w:r>
+        <w:t>research results</w:t>
+      </w:r>
+      <w:r>
         <w:t xml:space="preserve">. </w:t>
       </w:r>
       <w:r>
-        <w:rPr>
-          <w:color w:val="auto"/>
-        </w:rPr>
-        <w:t>To avoid ambiguity problems, abbreviations that could have numerous meanings must be defined.</w:t>
-      </w:r>
-      <w:r>
-        <w:rPr>
-          <w:color w:val="auto"/>
-        </w:rPr>
+        <w:t>Any involvement from funding</w:t>
+      </w:r>
+      <w:r>
+        <w:t xml:space="preserve"> in the study conception;</w:t>
+      </w:r>
+      <w:r>
         <w:t xml:space="preserve"> </w:t>
       </w:r>
       <w:r>
-        <w:rPr>
-          <w:color w:val="auto"/>
-        </w:rPr>
-        <w:t xml:space="preserve">This usually does not apply for well-known abbreviations such as INPE, IBGE, NASA, GPS, </w:t>
-      </w:r>
-      <w:r>
-        <w:rPr>
-          <w:color w:val="auto"/>
-        </w:rPr>
-        <w:t>GIS</w:t>
-      </w:r>
-      <w:r>
-        <w:rPr>
-          <w:color w:val="auto"/>
-        </w:rPr>
-        <w:t>, SRTM</w:t>
-      </w:r>
-      <w:r>
-        <w:rPr>
-          <w:color w:val="auto"/>
-        </w:rPr>
-        <w:t xml:space="preserve">, which are better known than its long name. </w:t>
-      </w:r>
-      <w:r>
-        <w:rPr>
-          <w:color w:val="auto"/>
-        </w:rPr>
-        <w:t xml:space="preserve">Note that most plural acronyms are followed by the suffix "s" (e.g. NGOs, </w:t>
-      </w:r>
-      <w:r>
-        <w:rPr>
-          <w:color w:val="auto"/>
-        </w:rPr>
-        <w:t>DEM</w:t>
-      </w:r>
-      <w:r>
-        <w:rPr>
-          <w:color w:val="auto"/>
-        </w:rPr>
-        <w:t>s</w:t>
-      </w:r>
-      <w:r>
-        <w:rPr>
-          <w:color w:val="auto"/>
-        </w:rPr>
-        <w:t>), although there are some exceptions</w:t>
-      </w:r>
-      <w:r>
-        <w:rPr>
-          <w:color w:val="auto"/>
-        </w:rPr>
-        <w:t>.</w:t>
-      </w:r>
-    </w:p>
-    <w:p>
-      <w:pPr>
-        <w:pStyle w:val="MDPI31text"/>
-        <w:rPr>
-          <w:color w:val="auto"/>
-        </w:rPr>
-      </w:pPr>
-      <w:r>
-        <w:rPr>
-          <w:color w:val="auto"/>
-        </w:rPr>
-        <w:t xml:space="preserve">The SI (International System of Units) </w:t>
-      </w:r>
-      <w:r>
-        <w:rPr>
-          <w:color w:val="auto"/>
-        </w:rPr>
-        <w:t>abbreviations</w:t>
-      </w:r>
-      <w:r>
-        <w:rPr>
-          <w:color w:val="auto"/>
-        </w:rPr>
-        <w:t xml:space="preserve"> does not need to be defined</w:t>
-      </w:r>
-      <w:r>
-        <w:rPr>
-          <w:color w:val="auto"/>
-        </w:rPr>
-        <w:t>.</w:t>
-      </w:r>
-      <w:r>
-        <w:rPr>
-          <w:color w:val="auto"/>
-        </w:rPr>
-        <w:t xml:space="preserve"> </w:t>
-      </w:r>
-      <w:r>
-        <w:rPr>
-          <w:color w:val="auto"/>
-        </w:rPr>
-        <w:t>Whenever convenient, present the units of measurement in the sequence of the header text and in parentheses - for example: Acceleration of gravity (mGal), Distance (m), Area (</w:t>
-      </w:r>
-      <w:r>
-        <w:rPr>
-          <w:color w:val="auto"/>
-        </w:rPr>
-        <w:t>m</w:t>
-      </w:r>
-      <w:r>
-        <w:rPr>
-          <w:color w:val="auto"/>
-          <w:vertAlign w:val="superscript"/>
-        </w:rPr>
-        <w:t>2</w:t>
-      </w:r>
-      <w:r>
-        <w:rPr>
-          <w:color w:val="auto"/>
-        </w:rPr>
-        <w:t>)</w:t>
-      </w:r>
-      <w:r>
-        <w:rPr>
-          <w:color w:val="auto"/>
-        </w:rPr>
-        <w:t>. The recommended abbreviations (but not obligatory) for ages are SI multipliers combined with "a”</w:t>
-      </w:r>
-      <w:r>
-        <w:rPr>
-          <w:color w:val="auto"/>
-        </w:rPr>
-        <w:t>, such as</w:t>
-      </w:r>
-      <w:r>
-        <w:rPr>
-          <w:color w:val="auto"/>
-        </w:rPr>
-        <w:t xml:space="preserve"> for year: ka (a Thousand years, 10</w:t>
-      </w:r>
-      <w:r>
-        <w:rPr>
-          <w:color w:val="auto"/>
-          <w:vertAlign w:val="superscript"/>
-        </w:rPr>
-        <w:t>3</w:t>
-      </w:r>
-      <w:r>
-        <w:rPr>
-          <w:color w:val="auto"/>
-        </w:rPr>
-        <w:t xml:space="preserve"> years) and Ma (a million years, 10</w:t>
-      </w:r>
-      <w:r>
-        <w:rPr>
-          <w:color w:val="auto"/>
-          <w:vertAlign w:val="superscript"/>
-        </w:rPr>
-        <w:t>6</w:t>
-      </w:r>
-      <w:r>
-        <w:rPr>
-          <w:color w:val="auto"/>
-        </w:rPr>
-        <w:t xml:space="preserve"> years</w:t>
-      </w:r>
-    </w:p>
-    <w:p>
-      <w:pPr>
-        <w:pStyle w:val="MDPI31text"/>
-        <w:rPr>
-          <w:color w:val="auto"/>
-        </w:rPr>
-      </w:pPr>
-      <w:r>
-        <w:rPr>
-          <w:color w:val="auto"/>
-        </w:rPr>
-        <w:t xml:space="preserve">The radiocarbon dating results are presented in years </w:t>
-      </w:r>
-      <w:r>
-        <w:rPr>
-          <w:color w:val="auto"/>
-        </w:rPr>
-        <w:t>B</w:t>
-      </w:r>
-      <w:r>
-        <w:rPr>
-          <w:color w:val="auto"/>
-        </w:rPr>
-        <w:t>P (before present), in which the “</w:t>
-      </w:r>
-      <w:r>
-        <w:rPr>
-          <w:color w:val="auto"/>
-        </w:rPr>
-        <w:t>present</w:t>
-      </w:r>
-      <w:r>
-        <w:rPr>
-          <w:color w:val="auto"/>
-        </w:rPr>
-        <w:t>” refer to the year 1950</w:t>
-      </w:r>
-      <w:r>
-        <w:rPr>
-          <w:color w:val="auto"/>
-        </w:rPr>
-        <w:t xml:space="preserve"> AD</w:t>
-      </w:r>
-      <w:r>
-        <w:rPr>
-          <w:color w:val="auto"/>
-        </w:rPr>
-        <w:t>.</w:t>
-      </w:r>
-      <w:r>
-        <w:rPr>
-          <w:color w:val="auto"/>
-        </w:rPr>
-        <w:t xml:space="preserve"> </w:t>
-      </w:r>
-      <w:r>
-        <w:rPr>
-          <w:color w:val="auto"/>
-        </w:rPr>
-        <w:t xml:space="preserve">The calibrated dates must be presented in the form “years cal </w:t>
-      </w:r>
-      <w:r>
-        <w:rPr>
-          <w:color w:val="auto"/>
-        </w:rPr>
-        <w:t>B</w:t>
-      </w:r>
-      <w:r>
-        <w:rPr>
-          <w:color w:val="auto"/>
-        </w:rPr>
-        <w:t>P”.</w:t>
-      </w:r>
-      <w:r>
-        <w:rPr>
-          <w:color w:val="auto"/>
-        </w:rPr>
-        <w:t xml:space="preserve"> </w:t>
-      </w:r>
-      <w:r>
-        <w:rPr>
-          <w:color w:val="auto"/>
-        </w:rPr>
-        <w:t xml:space="preserve">They could also be transformed into a Gregorian calendar. </w:t>
-      </w:r>
-      <w:r>
-        <w:rPr>
-          <w:color w:val="auto"/>
-        </w:rPr>
-        <w:t>It is important to note that ages from optically stimulated luminescence (</w:t>
-      </w:r>
-      <w:r>
-        <w:rPr>
-          <w:color w:val="auto"/>
-        </w:rPr>
-        <w:t>OSL</w:t>
-      </w:r>
-      <w:r>
-        <w:rPr>
-          <w:color w:val="auto"/>
-        </w:rPr>
-        <w:t>) methods are not given in "</w:t>
-      </w:r>
-      <w:r>
-        <w:rPr>
-          <w:color w:val="auto"/>
-        </w:rPr>
-        <w:t>B</w:t>
-      </w:r>
-      <w:r>
-        <w:rPr>
-          <w:color w:val="auto"/>
-        </w:rPr>
-        <w:t xml:space="preserve">P years", due to the mathematical formulation of the method, only years or abbreviations such as ka (thousand years) are used, for example: </w:t>
-      </w:r>
-      <w:r>
-        <w:rPr>
-          <w:color w:val="auto"/>
-        </w:rPr>
-        <w:t>OSL</w:t>
-      </w:r>
-      <w:r>
-        <w:rPr>
-          <w:color w:val="auto"/>
-        </w:rPr>
-        <w:t xml:space="preserve"> </w:t>
-      </w:r>
-      <w:r>
-        <w:rPr>
-          <w:color w:val="auto"/>
-        </w:rPr>
-        <w:t>age (SAR protocol) of 7500 years, or, 7.5 ka.</w:t>
-      </w:r>
-    </w:p>
-    <w:p>
-      <w:pPr>
-        <w:pStyle w:val="MDPI21heading1"/>
-      </w:pPr>
-      <w:r>
-        <w:t>4. Discu</w:t>
-      </w:r>
-      <w:r>
-        <w:t>s</w:t>
-      </w:r>
-      <w:r>
-        <w:t>sion</w:t>
-      </w:r>
-    </w:p>
-    <w:p>
-      <w:pPr>
-        <w:pStyle w:val="MDPI31text"/>
-      </w:pPr>
-      <w:r>
-        <w:t xml:space="preserve">The authors must discuss the results and how they can be interpreted within the perspective of previous studies and the work’s hypothesis, highlighting the contributions of their work to the research field. The results and their implications must be discussed in the widest context possible, comparing it to similar results obtained from other researchers. </w:t>
-      </w:r>
-      <w:r>
-        <w:t>Future research recommendations can also be highlighted.</w:t>
-      </w:r>
-    </w:p>
-    <w:p>
-      <w:pPr>
-        <w:pStyle w:val="MDPI21heading1"/>
-      </w:pPr>
-      <w:r>
-        <w:t>5. Conclus</w:t>
-      </w:r>
-      <w:r>
-        <w:t>ions</w:t>
-      </w:r>
-    </w:p>
-    <w:p>
-      <w:pPr>
-        <w:pStyle w:val="MDPI31text"/>
-      </w:pPr>
-      <w:r>
-        <w:t>This section is mandatory.</w:t>
-      </w:r>
-    </w:p>
-    <w:p>
-      <w:pPr>
-        <w:pStyle w:val="MDPI62Acknowledgments"/>
-        <w:rPr>
-          <w:color w:val="FF0000"/>
-        </w:rPr>
-      </w:pPr>
-      <w:r>
-        <w:rPr>
-          <w:b/>
-        </w:rPr>
-        <w:t xml:space="preserve">Author’s contributions: </w:t>
-      </w:r>
-      <w:r>
-        <w:t>For articles with multiple authors, a small paragraph specifying their contributions must be provided. The following statements should be used "Conception</w:t>
-      </w:r>
-      <w:r>
-        <w:t>,</w:t>
-      </w:r>
-      <w:r>
-        <w:t xml:space="preserve"> X.X. and Y.Y.; methodology</w:t>
-      </w:r>
-      <w:r>
-        <w:t>, X.X.; software, X.X.; valida</w:t>
-      </w:r>
-      <w:r>
-        <w:t>tion, X.X., Y.Y. and</w:t>
-      </w:r>
-      <w:r>
-        <w:t xml:space="preserve"> Z.Z.; </w:t>
-      </w:r>
-      <w:r>
-        <w:t>formal analysis</w:t>
-      </w:r>
-      <w:r>
-        <w:t xml:space="preserve">, X.X.; </w:t>
-      </w:r>
-      <w:r>
-        <w:t>research</w:t>
-      </w:r>
-      <w:r>
-        <w:t xml:space="preserve">, X.X.; </w:t>
-      </w:r>
-      <w:r>
-        <w:t>resources</w:t>
-      </w:r>
-      <w:r>
-        <w:t xml:space="preserve">, X.X.; </w:t>
-      </w:r>
-      <w:r>
-        <w:t>data preparation</w:t>
-      </w:r>
-      <w:r>
-        <w:t xml:space="preserve">, X.X.; </w:t>
-      </w:r>
-      <w:r>
-        <w:t>article writing</w:t>
-      </w:r>
-      <w:r>
-        <w:t>, X.X.; revision, X.X.; supervision</w:t>
-      </w:r>
-      <w:r>
-        <w:t xml:space="preserve">, X.X.; </w:t>
-      </w:r>
-      <w:r>
-        <w:t>acquisition of funding</w:t>
-      </w:r>
-      <w:r>
-        <w:t xml:space="preserve">, Y.Y. </w:t>
-      </w:r>
-      <w:r>
-        <w:t xml:space="preserve">All authors have read and agreed with the published version of the manuscript”. </w:t>
-      </w:r>
-      <w:r>
-        <w:t xml:space="preserve">Authorship should be limited to those who have substantially contributed to the work reported. </w:t>
-      </w:r>
-      <w:r>
-        <w:rPr>
-          <w:color w:val="FF0000"/>
-        </w:rPr>
-        <w:t>Fill out only after acceptance for publication</w:t>
-      </w:r>
-      <w:r>
-        <w:rPr>
-          <w:color w:val="FF0000"/>
-        </w:rPr>
-        <w:t>.</w:t>
-      </w:r>
-    </w:p>
-    <w:p>
-      <w:pPr>
-        <w:pStyle w:val="MDPI62Acknowledgments"/>
+        <w:t>in the collection, analysis or data interpretation; in writing the manuscript, or in the decision of publishing the results must be declared in this section</w:t>
+      </w:r>
+      <w:r>
+        <w:t xml:space="preserve">. </w:t>
+      </w:r>
+      <w:r>
+        <w:t>If no funders are involved, please state</w:t>
+      </w:r>
+      <w:r>
+        <w:t xml:space="preserve"> the following:</w:t>
+      </w:r>
+      <w:r>
+        <w:t xml:space="preserve"> "The funders had no interference in the development of the study; in the collection, analysis, or </w:t>
+      </w:r>
+      <w:r>
+        <w:t>data interpretation</w:t>
+      </w:r>
+      <w:r>
+        <w:t>; in the writing of the manuscript, or in the decision to publish the results."</w:t>
+      </w:r>
+    </w:p>
+    <w:p>
+      <w:pPr>
+        <w:pStyle w:val="MDPI64CoI"/>
       </w:pPr>
       <w:r>
         <w:rPr>
           <w:b/>
           <w:bCs/>
         </w:rPr>
-        <w:t>Data linking</w:t>
-      </w:r>
-      <w:r>
-        <w:t xml:space="preserve">: </w:t>
-      </w:r>
-      <w:r>
-        <w:t>The Revista Brasileira de Geomorfologia recommends that all articles containing relevant data—such as geomorphological mapping in geographic data format, georeferenced sample points, tables, programming codes, and others—make these datasets or samples available in an accessible and reproducible manner.</w:t>
+        <w:t>Declaration of Artificial Intelligence Use:</w:t>
+      </w:r>
+      <w:r>
+        <w:t xml:space="preserve"> Declare the use of generative AI tools or state, "The authors declare that no generative artificial intelligence tools were used at any stage of the development of this manuscript." If such tools were used, specify: the name of the tool, the stage, and the purpose of use (e.g., "used for grammatical revision and text fluency"), and confirm that all content was reviewed and validated by the authors, who assume full responsibility for the published manuscript. See instructions at</w:t>
       </w:r>
       <w:r>
         <w:t xml:space="preserve"> </w:t>
-      </w:r>
-      <w:r>
-        <w:t>Whenever possible, authors should submit their data to trusted repositories and link them to the manuscript using a DOI (Digital Object Identifier). Data can be stored in open-access platforms, such as:</w:t>
-      </w:r>
-      <w:r>
-        <w:t xml:space="preserve"> </w:t>
-      </w:r>
-      <w:r>
-        <w:t>Zenodo (</w:t>
       </w:r>
       <w:hyperlink r:id="rId9" w:history="1">
         <w:r>
           <w:rPr>
             <w:rStyle w:val="Hyperlink"/>
           </w:rPr>
-          <w:t>https://zenodo.org/</w:t>
+          <w:t>https://rbgeomorfologia.org.br/rbg/ai-policy</w:t>
         </w:r>
       </w:hyperlink>
       <w:r>
-        <w:t>)</w:t>
-      </w:r>
-      <w:r>
-        <w:t xml:space="preserve">, and </w:t>
-      </w:r>
-      <w:r>
-        <w:t>Harvard Dataverse (</w:t>
-      </w:r>
-      <w:hyperlink r:id="rId10" w:history="1">
-        <w:r>
-          <w:rPr>
-            <w:rStyle w:val="Hyperlink"/>
-          </w:rPr>
-          <w:t>https://dataverse.harvard.edu/</w:t>
-        </w:r>
-      </w:hyperlink>
-      <w:r>
-        <w:t>)</w:t>
-      </w:r>
-      <w:r>
-        <w:t xml:space="preserve">. </w:t>
-      </w:r>
-      <w:r>
-        <w:t>Authors should consult the guidelines of their chosen repository to ensure compliance with data sharing and preservation policies.</w:t>
-      </w:r>
-    </w:p>
-    <w:p>
-      <w:pPr>
-        <w:pStyle w:val="MDPI62Acknowledgments"/>
-        <w:rPr>
-          <w:color w:val="FF0000"/>
-        </w:rPr>
-      </w:pPr>
-      <w:r>
-        <w:rPr>
-          <w:b/>
-        </w:rPr>
-        <w:t>Funding</w:t>
-      </w:r>
-      <w:r>
-        <w:rPr>
-          <w:b/>
-        </w:rPr>
-        <w:t xml:space="preserve">: </w:t>
-      </w:r>
-      <w:r>
-        <w:t>Please add: “This research has not received any external funding" or "This research was funded by FOUNDER'S NAME, grant number XXX". Please check carefully that the details provided are accurate and use the standard spelling of funding agency names at https://search.crossref.org/funding, any errors may affect your future funding.</w:t>
-      </w:r>
-      <w:r>
-        <w:t xml:space="preserve"> </w:t>
-      </w:r>
-      <w:r>
-        <w:rPr>
-          <w:color w:val="FF0000"/>
-        </w:rPr>
-        <w:t>Fill out only after acceptance for publication</w:t>
-      </w:r>
-      <w:r>
-        <w:rPr>
-          <w:color w:val="FF0000"/>
-        </w:rPr>
         <w:t>.</w:t>
-      </w:r>
-    </w:p>
-    <w:p>
-      <w:pPr>
-        <w:pStyle w:val="MDPI62Acknowledgments"/>
-      </w:pPr>
-      <w:r>
-        <w:rPr>
-          <w:b/>
-        </w:rPr>
-        <w:t>Acknowledgments</w:t>
-      </w:r>
-      <w:r>
-        <w:rPr>
-          <w:b/>
-        </w:rPr>
-        <w:t>:</w:t>
-      </w:r>
-      <w:r>
-        <w:t xml:space="preserve"> </w:t>
-      </w:r>
-      <w:r>
-        <w:t xml:space="preserve">In this section, you can acknowledge any given </w:t>
-      </w:r>
-      <w:r>
-        <w:t>support that is not</w:t>
-      </w:r>
-      <w:r>
-        <w:t xml:space="preserve"> covered</w:t>
-      </w:r>
-      <w:r>
-        <w:t xml:space="preserve"> </w:t>
-      </w:r>
-      <w:r>
-        <w:t>by the</w:t>
-      </w:r>
-      <w:r>
-        <w:t xml:space="preserve"> authors' contributions or funding </w:t>
-      </w:r>
-      <w:r>
-        <w:t xml:space="preserve">sections. </w:t>
-      </w:r>
-      <w:r>
-        <w:t xml:space="preserve">This can include any administrative and technical support, or donations (for example, materials used for experiments). </w:t>
-      </w:r>
-      <w:r>
-        <w:rPr>
-          <w:color w:val="FF0000"/>
-        </w:rPr>
-        <w:t>Fill out only after acceptance for publication</w:t>
-      </w:r>
-      <w:r>
-        <w:rPr>
-          <w:color w:val="FF0000"/>
-        </w:rPr>
-        <w:t>.</w:t>
-      </w:r>
-    </w:p>
-    <w:p>
-      <w:pPr>
-        <w:pStyle w:val="MDPI64CoI"/>
-      </w:pPr>
-      <w:r>
-        <w:rPr>
-          <w:b/>
-        </w:rPr>
-        <w:t>Confli</w:t>
-      </w:r>
-      <w:r>
-        <w:rPr>
-          <w:b/>
-        </w:rPr>
-        <w:t>ct of Interest</w:t>
-      </w:r>
-      <w:r>
-        <w:rPr>
-          <w:b/>
-        </w:rPr>
-        <w:t>:</w:t>
-      </w:r>
-      <w:r>
-        <w:t xml:space="preserve"> </w:t>
-      </w:r>
-      <w:r>
-        <w:t xml:space="preserve">Declare conflict of interest or </w:t>
-      </w:r>
-      <w:r>
-        <w:t xml:space="preserve">declare the following: </w:t>
-      </w:r>
-      <w:r>
-        <w:t>“The author</w:t>
-      </w:r>
-      <w:r>
-        <w:t>s</w:t>
-      </w:r>
-      <w:r>
-        <w:t xml:space="preserve"> declare not having any conflict of interest”. The authors must identify and declare any circumstance o</w:t>
-      </w:r>
-      <w:r>
-        <w:t>r personal interest in which may</w:t>
-      </w:r>
-      <w:r>
-        <w:t xml:space="preserve"> be perceived as influencing, in an inadequate way, the representation of interpretation of the </w:t>
-      </w:r>
-      <w:r>
-        <w:t xml:space="preserve">reported </w:t>
-      </w:r>
-      <w:r>
-        <w:t>research results</w:t>
-      </w:r>
-      <w:r>
-        <w:t xml:space="preserve">. </w:t>
-      </w:r>
-      <w:r>
-        <w:t>Any involvement from funding</w:t>
-      </w:r>
-      <w:r>
-        <w:t xml:space="preserve"> in the study conception;</w:t>
-      </w:r>
-      <w:r>
-        <w:t xml:space="preserve"> </w:t>
-      </w:r>
-      <w:r>
-        <w:t>in the collection, analysis or data interpretation; in writing the manuscript, or in the decision of publishing the results must be declared in this section</w:t>
-      </w:r>
-      <w:r>
-        <w:t xml:space="preserve">. </w:t>
-      </w:r>
-      <w:r>
-        <w:t>If no funders are involved, please state</w:t>
-      </w:r>
-      <w:r>
-        <w:t xml:space="preserve"> the following:</w:t>
-      </w:r>
-      <w:r>
-        <w:t xml:space="preserve"> "The funders had no interference in the development of the study; in the collection, analysis, or </w:t>
-      </w:r>
-      <w:r>
-        <w:t>data interpretation</w:t>
-      </w:r>
-      <w:r>
-        <w:t>; in the writing of the manuscript, or in the decision to publish the results."</w:t>
       </w:r>
     </w:p>
     <w:p>
@@ -3775,20 +4240,40 @@
         <w:pStyle w:val="MDPI31text"/>
       </w:pPr>
       <w:r>
-        <w:lastRenderedPageBreak/>
         <w:t xml:space="preserve">In the body of text, a citation follows the example models: </w:t>
       </w:r>
-      <w:r>
-        <w:t xml:space="preserve">Hugget (2007) </w:t>
-      </w:r>
-      <w:r>
-        <w:t xml:space="preserve">for a single author; Arattano and </w:t>
+      <w:proofErr w:type="spellStart"/>
+      <w:r>
+        <w:t>Hugget</w:t>
+      </w:r>
+      <w:proofErr w:type="spellEnd"/>
+      <w:r>
+        <w:t xml:space="preserve"> (2007) </w:t>
+      </w:r>
+      <w:r>
+        <w:t xml:space="preserve">for a single author; </w:t>
+      </w:r>
+      <w:proofErr w:type="spellStart"/>
+      <w:r>
+        <w:t>Arattano</w:t>
+      </w:r>
+      <w:proofErr w:type="spellEnd"/>
+      <w:r>
+        <w:t xml:space="preserve"> and </w:t>
       </w:r>
       <w:r>
         <w:t xml:space="preserve">Franzi (2003) </w:t>
       </w:r>
       <w:r>
-        <w:t>for two authors; Bury, Sośnica and</w:t>
+        <w:t xml:space="preserve">for two authors; Bury, </w:t>
+      </w:r>
+      <w:proofErr w:type="spellStart"/>
+      <w:r>
+        <w:t>Sośnica</w:t>
+      </w:r>
+      <w:proofErr w:type="spellEnd"/>
+      <w:r>
+        <w:t xml:space="preserve"> and</w:t>
       </w:r>
       <w:r>
         <w:t xml:space="preserve"> Zajdel (2019) </w:t>
@@ -3800,13 +4285,55 @@
         <w:t xml:space="preserve">Novo et al. </w:t>
       </w:r>
       <w:r>
+        <w:rPr>
+          <w:lang w:val="pt-BR"/>
+        </w:rPr>
         <w:t xml:space="preserve">(2005) </w:t>
       </w:r>
       <w:r>
-        <w:t xml:space="preserve">for more than 3 authors. </w:t>
-      </w:r>
-      <w:r>
-        <w:t xml:space="preserve">The end of paragraph citations follow a similar structure, in any of the following examples </w:t>
+        <w:rPr>
+          <w:lang w:val="pt-BR"/>
+        </w:rPr>
+        <w:t xml:space="preserve">for more </w:t>
+      </w:r>
+      <w:proofErr w:type="spellStart"/>
+      <w:r>
+        <w:rPr>
+          <w:lang w:val="pt-BR"/>
+        </w:rPr>
+        <w:t>than</w:t>
+      </w:r>
+      <w:proofErr w:type="spellEnd"/>
+      <w:r>
+        <w:rPr>
+          <w:lang w:val="pt-BR"/>
+        </w:rPr>
+        <w:t xml:space="preserve"> 3 </w:t>
+      </w:r>
+      <w:proofErr w:type="spellStart"/>
+      <w:r>
+        <w:rPr>
+          <w:lang w:val="pt-BR"/>
+        </w:rPr>
+        <w:t>authors</w:t>
+      </w:r>
+      <w:proofErr w:type="spellEnd"/>
+      <w:r>
+        <w:rPr>
+          <w:lang w:val="pt-BR"/>
+        </w:rPr>
+        <w:t xml:space="preserve">. </w:t>
+      </w:r>
+      <w:r>
+        <w:t xml:space="preserve">The end of paragraph citations </w:t>
+      </w:r>
+      <w:proofErr w:type="gramStart"/>
+      <w:r>
+        <w:t>follow</w:t>
+      </w:r>
+      <w:proofErr w:type="gramEnd"/>
+      <w:r>
+        <w:t xml:space="preserve"> a similar structure, however, in uppercase, in any of the following examples </w:t>
       </w:r>
       <w:r>
         <w:t>(</w:t>
@@ -3815,49 +4342,7 @@
         <w:t xml:space="preserve">not simultaneous): </w:t>
       </w:r>
       <w:r>
-        <w:t>(</w:t>
-      </w:r>
-      <w:r>
-        <w:t>Hugget</w:t>
-      </w:r>
-      <w:r>
-        <w:t>, 2007), (</w:t>
-      </w:r>
-      <w:r>
-        <w:t>Arattano</w:t>
-      </w:r>
-      <w:r>
-        <w:t xml:space="preserve">; </w:t>
-      </w:r>
-      <w:r>
-        <w:t>Franzi</w:t>
-      </w:r>
-      <w:r>
-        <w:t>, 2003), (</w:t>
-      </w:r>
-      <w:r>
-        <w:t>Bury</w:t>
-      </w:r>
-      <w:r>
-        <w:t xml:space="preserve">; </w:t>
-      </w:r>
-      <w:r>
-        <w:t>Sośnica</w:t>
-      </w:r>
-      <w:r>
-        <w:t xml:space="preserve">; </w:t>
-      </w:r>
-      <w:r>
-        <w:t>Zajdel</w:t>
-      </w:r>
-      <w:r>
-        <w:t>, 2019), (</w:t>
-      </w:r>
-      <w:r>
-        <w:t xml:space="preserve">Novo </w:t>
-      </w:r>
-      <w:r>
-        <w:t xml:space="preserve">et al., 2005). </w:t>
+        <w:t xml:space="preserve">(HUGGET, 2007), (ARATTANO; FRANZI, 2003), (BURY; SOŚNICA; ZAJDEL, 2019), (NOVO et al., 2005). </w:t>
       </w:r>
       <w:r>
         <w:t xml:space="preserve">The separation </w:t>
@@ -3869,25 +4354,21 @@
         <w:t xml:space="preserve"> multiple references must be done by </w:t>
       </w:r>
       <w:r>
-        <w:t>"semicolon" ( ; ), as shown in the example</w:t>
+        <w:t xml:space="preserve">"semicolon" </w:t>
+      </w:r>
+      <w:proofErr w:type="gramStart"/>
+      <w:r>
+        <w:t>( ;</w:t>
+      </w:r>
+      <w:proofErr w:type="gramEnd"/>
+      <w:r>
+        <w:t xml:space="preserve"> ), as shown in the example</w:t>
       </w:r>
       <w:r>
         <w:t xml:space="preserve">: </w:t>
       </w:r>
       <w:r>
-        <w:t>(</w:t>
-      </w:r>
-      <w:r>
-        <w:t>Hugget</w:t>
-      </w:r>
-      <w:r>
-        <w:t xml:space="preserve">, 2003; </w:t>
-      </w:r>
-      <w:r>
-        <w:t>Summerfield</w:t>
-      </w:r>
-      <w:r>
-        <w:t>, 1991).</w:t>
+        <w:t>(HUGGET, 2003; SUMMERFIELD, 1991).</w:t>
       </w:r>
     </w:p>
     <w:p>
@@ -3922,7 +4403,15 @@
         <w:t>preparing</w:t>
       </w:r>
       <w:r>
-        <w:t xml:space="preserve"> references with a bibliography software package, such as EndNote, ReferenceManager, or Zotero, to avoid typos and duplicate references. Include the digital object identifier (DOI) for all references, when available.</w:t>
+        <w:t xml:space="preserve"> references with a bibliography software package, such as EndNote, </w:t>
+      </w:r>
+      <w:proofErr w:type="spellStart"/>
+      <w:r>
+        <w:t>ReferenceManager</w:t>
+      </w:r>
+      <w:proofErr w:type="spellEnd"/>
+      <w:r>
+        <w:t>, or Zotero, to avoid typos and duplicate references. Include the digital object identifier (DOI) for all references, when available.</w:t>
       </w:r>
     </w:p>
     <w:p>
@@ -3980,8 +4469,15 @@
       <w:r>
         <w:rPr>
           <w:rFonts w:eastAsiaTheme="minorHAnsi"/>
-        </w:rPr>
-        <w:t>Title. Issue</w:t>
+          <w:b/>
+        </w:rPr>
+        <w:t>Title</w:t>
+      </w:r>
+      <w:r>
+        <w:rPr>
+          <w:rFonts w:eastAsiaTheme="minorHAnsi"/>
+        </w:rPr>
+        <w:t>. Issue</w:t>
       </w:r>
       <w:r>
         <w:rPr>
@@ -4030,24 +4526,6 @@
           <w:rFonts w:eastAsiaTheme="minorHAnsi"/>
         </w:rPr>
         <w:t>)</w:t>
-      </w:r>
-      <w:r>
-        <w:rPr>
-          <w:rFonts w:eastAsiaTheme="minorHAnsi"/>
-        </w:rPr>
-        <w:t>.</w:t>
-      </w:r>
-      <w:r>
-        <w:rPr>
-          <w:rFonts w:eastAsiaTheme="minorHAnsi"/>
-        </w:rPr>
-        <w:t xml:space="preserve"> </w:t>
-      </w:r>
-      <w:r>
-        <w:rPr>
-          <w:rFonts w:eastAsiaTheme="minorHAnsi"/>
-        </w:rPr>
-        <w:t>DOI link (if available)</w:t>
       </w:r>
       <w:r>
         <w:rPr>
@@ -4100,25 +4578,52 @@
         <w:rPr>
           <w:rFonts w:eastAsiaTheme="minorHAnsi"/>
         </w:rPr>
+        <w:t>.</w:t>
+      </w:r>
+      <w:r>
+        <w:rPr>
+          <w:rFonts w:eastAsiaTheme="minorHAnsi"/>
+          <w:b/>
+        </w:rPr>
+        <w:t xml:space="preserve"> </w:t>
+      </w:r>
+      <w:r>
+        <w:rPr>
+          <w:rFonts w:eastAsiaTheme="minorHAnsi"/>
+          <w:b/>
+        </w:rPr>
+        <w:t>Part title</w:t>
+      </w:r>
+      <w:r>
+        <w:rPr>
+          <w:rFonts w:eastAsiaTheme="minorHAnsi"/>
+        </w:rPr>
+        <w:t xml:space="preserve">. In: </w:t>
+      </w:r>
+      <w:r>
+        <w:rPr>
+          <w:rFonts w:eastAsiaTheme="minorHAnsi"/>
+        </w:rPr>
+        <w:t xml:space="preserve">AUTHOR </w:t>
+      </w:r>
+      <w:r>
+        <w:rPr>
+          <w:rFonts w:eastAsiaTheme="minorHAnsi"/>
+        </w:rPr>
+        <w:t>OF THE WORK</w:t>
+      </w:r>
+      <w:r>
+        <w:rPr>
+          <w:rFonts w:eastAsiaTheme="minorHAnsi"/>
+        </w:rPr>
         <w:t xml:space="preserve">. </w:t>
       </w:r>
       <w:r>
         <w:rPr>
           <w:rFonts w:eastAsiaTheme="minorHAnsi"/>
-        </w:rPr>
-        <w:t>Part title</w:t>
-      </w:r>
-      <w:r>
-        <w:rPr>
-          <w:rFonts w:eastAsiaTheme="minorHAnsi"/>
-        </w:rPr>
-        <w:t xml:space="preserve">. In: </w:t>
-      </w:r>
-      <w:r>
-        <w:rPr>
-          <w:rFonts w:eastAsiaTheme="minorHAnsi"/>
-        </w:rPr>
-        <w:t>AUTHOR OF THE WORK</w:t>
+          <w:b/>
+        </w:rPr>
+        <w:t>Work title</w:t>
       </w:r>
       <w:r>
         <w:rPr>
@@ -4130,73 +4635,55 @@
         <w:rPr>
           <w:rFonts w:eastAsiaTheme="minorHAnsi"/>
         </w:rPr>
-        <w:t>Work title</w:t>
+        <w:t xml:space="preserve">Issue. </w:t>
+      </w:r>
+      <w:r>
+        <w:rPr>
+          <w:rFonts w:eastAsiaTheme="minorHAnsi"/>
+        </w:rPr>
+        <w:t>Location</w:t>
+      </w:r>
+      <w:r>
+        <w:rPr>
+          <w:rFonts w:eastAsiaTheme="minorHAnsi"/>
+        </w:rPr>
+        <w:t xml:space="preserve">: Editor, year. Number of </w:t>
+      </w:r>
+      <w:r>
+        <w:rPr>
+          <w:rFonts w:eastAsiaTheme="minorHAnsi"/>
+        </w:rPr>
+        <w:t xml:space="preserve">the </w:t>
+      </w:r>
+      <w:r>
+        <w:rPr>
+          <w:rFonts w:eastAsiaTheme="minorHAnsi"/>
+        </w:rPr>
+        <w:t>initial</w:t>
+      </w:r>
+      <w:r>
+        <w:rPr>
+          <w:rFonts w:eastAsiaTheme="minorHAnsi"/>
+        </w:rPr>
+        <w:t xml:space="preserve">-end </w:t>
+      </w:r>
+      <w:r>
+        <w:rPr>
+          <w:rFonts w:eastAsiaTheme="minorHAnsi"/>
+        </w:rPr>
+        <w:t xml:space="preserve">page </w:t>
+      </w:r>
+      <w:r>
+        <w:rPr>
+          <w:rFonts w:eastAsiaTheme="minorHAnsi"/>
+        </w:rPr>
+        <w:t>from the part</w:t>
       </w:r>
       <w:r>
         <w:rPr>
           <w:rFonts w:eastAsiaTheme="minorHAnsi"/>
         </w:rPr>
         <w:t xml:space="preserve">. </w:t>
-      </w:r>
-      <w:r>
-        <w:rPr>
-          <w:rFonts w:eastAsiaTheme="minorHAnsi"/>
-        </w:rPr>
-        <w:t xml:space="preserve">Issue. </w:t>
-      </w:r>
-      <w:r>
-        <w:rPr>
-          <w:rFonts w:eastAsiaTheme="minorHAnsi"/>
-        </w:rPr>
-        <w:t>Location</w:t>
-      </w:r>
-      <w:r>
-        <w:rPr>
-          <w:rFonts w:eastAsiaTheme="minorHAnsi"/>
-        </w:rPr>
-        <w:t xml:space="preserve">: Editor, year. Number of the </w:t>
-      </w:r>
-      <w:r>
-        <w:rPr>
-          <w:rFonts w:eastAsiaTheme="minorHAnsi"/>
-        </w:rPr>
-        <w:t>initial</w:t>
-      </w:r>
-      <w:r>
-        <w:rPr>
-          <w:rFonts w:eastAsiaTheme="minorHAnsi"/>
-        </w:rPr>
-        <w:t>-end page from the part</w:t>
-      </w:r>
-      <w:r>
-        <w:rPr>
-          <w:rFonts w:eastAsiaTheme="minorHAnsi"/>
-        </w:rPr>
-        <w:t>.</w:t>
-      </w:r>
-      <w:r>
-        <w:rPr>
-          <w:rFonts w:eastAsiaTheme="minorHAnsi"/>
-        </w:rPr>
-        <w:t xml:space="preserve"> </w:t>
-      </w:r>
-      <w:r>
-        <w:rPr>
-          <w:rFonts w:eastAsiaTheme="minorHAnsi"/>
-        </w:rPr>
-        <w:t>DOI link (if available)</w:t>
-      </w:r>
-      <w:r>
-        <w:rPr>
-          <w:rFonts w:eastAsiaTheme="minorHAnsi"/>
-        </w:rPr>
-        <w:t>.</w:t>
-      </w:r>
-      <w:r>
-        <w:rPr>
-          <w:rFonts w:eastAsiaTheme="minorHAnsi"/>
-        </w:rPr>
-        <w:t xml:space="preserve"> </w:t>
       </w:r>
       <w:r>
         <w:rPr>
@@ -4226,7 +4713,13 @@
         <w:t xml:space="preserve"> (</w:t>
       </w:r>
       <w:r>
-        <w:t>Institution). Report title</w:t>
+        <w:t xml:space="preserve">Institution). </w:t>
+      </w:r>
+      <w:r>
+        <w:rPr>
+          <w:b/>
+        </w:rPr>
+        <w:t>Report title</w:t>
       </w:r>
       <w:r>
         <w:t xml:space="preserve">. </w:t>
@@ -4254,15 +4747,6 @@
       </w:r>
       <w:r>
         <w:t>).</w:t>
-      </w:r>
-      <w:r>
-        <w:t xml:space="preserve"> </w:t>
-      </w:r>
-      <w:r>
-        <w:t>DOI link (if available)</w:t>
-      </w:r>
-      <w:r>
-        <w:t>.</w:t>
       </w:r>
       <w:r>
         <w:rPr>
@@ -4320,6 +4804,7 @@
       <w:r>
         <w:rPr>
           <w:rFonts w:eastAsiaTheme="minorHAnsi"/>
+          <w:b/>
         </w:rPr>
         <w:t>Report title</w:t>
       </w:r>
@@ -4327,7 +4812,19 @@
         <w:rPr>
           <w:rFonts w:eastAsiaTheme="minorHAnsi"/>
         </w:rPr>
-        <w:t>. Location</w:t>
+        <w:t>.</w:t>
+      </w:r>
+      <w:r>
+        <w:rPr>
+          <w:rFonts w:eastAsiaTheme="minorHAnsi"/>
+        </w:rPr>
+        <w:t xml:space="preserve"> </w:t>
+      </w:r>
+      <w:r>
+        <w:rPr>
+          <w:rFonts w:eastAsiaTheme="minorHAnsi"/>
+        </w:rPr>
+        <w:t>Location</w:t>
       </w:r>
       <w:r>
         <w:rPr>
@@ -4384,6 +4881,7 @@
         <w:ind w:left="426" w:hanging="426"/>
         <w:rPr>
           <w:rFonts w:eastAsiaTheme="minorHAnsi"/>
+          <w:b/>
         </w:rPr>
       </w:pPr>
       <w:r>
@@ -4398,20 +4896,35 @@
       <w:r>
         <w:rPr>
           <w:rFonts w:eastAsiaTheme="minorHAnsi"/>
+          <w:b/>
         </w:rPr>
         <w:t>Tit</w:t>
       </w:r>
       <w:r>
         <w:rPr>
           <w:rFonts w:eastAsiaTheme="minorHAnsi"/>
+          <w:b/>
         </w:rPr>
         <w:t>l</w:t>
       </w:r>
       <w:r>
         <w:rPr>
           <w:rFonts w:eastAsiaTheme="minorHAnsi"/>
-        </w:rPr>
-        <w:t xml:space="preserve">e. Thesis, Dissertation, Monography </w:t>
+          <w:b/>
+        </w:rPr>
+        <w:t>e</w:t>
+      </w:r>
+      <w:r>
+        <w:rPr>
+          <w:rFonts w:eastAsiaTheme="minorHAnsi"/>
+        </w:rPr>
+        <w:t xml:space="preserve">. </w:t>
+      </w:r>
+      <w:r>
+        <w:rPr>
+          <w:rFonts w:eastAsiaTheme="minorHAnsi"/>
+        </w:rPr>
+        <w:t xml:space="preserve">Thesis, Dissertation, Monography </w:t>
       </w:r>
       <w:r>
         <w:rPr>
@@ -4460,18 +4973,6 @@
           <w:rFonts w:eastAsiaTheme="minorHAnsi"/>
         </w:rPr>
         <w:t>, year</w:t>
-      </w:r>
-      <w:r>
-        <w:rPr>
-          <w:rFonts w:eastAsiaTheme="minorHAnsi"/>
-        </w:rPr>
-        <w:t xml:space="preserve">. </w:t>
-      </w:r>
-      <w:r>
-        <w:rPr>
-          <w:rFonts w:eastAsiaTheme="minorHAnsi"/>
-        </w:rPr>
-        <w:t>DOI link (if available)</w:t>
       </w:r>
       <w:r>
         <w:rPr>
@@ -4509,7 +5010,13 @@
         <w:rPr>
           <w:rFonts w:eastAsiaTheme="minorHAnsi"/>
         </w:rPr>
-        <w:t>Work title. In: NAME OF THE EVENT</w:t>
+        <w:t xml:space="preserve">Work title. </w:t>
+      </w:r>
+      <w:r>
+        <w:rPr>
+          <w:rFonts w:eastAsiaTheme="minorHAnsi"/>
+        </w:rPr>
+        <w:t>In: NAME OF THE EVENT</w:t>
       </w:r>
       <w:r>
         <w:rPr>
@@ -4545,13 +5052,32 @@
         <w:rPr>
           <w:rFonts w:eastAsiaTheme="minorHAnsi"/>
         </w:rPr>
-        <w:t xml:space="preserve">Location </w:t>
-      </w:r>
-      <w:r>
-        <w:rPr>
-          <w:rFonts w:eastAsiaTheme="minorHAnsi"/>
-        </w:rPr>
-        <w:t>where the event took place. Title</w:t>
+        <w:t>Location</w:t>
+      </w:r>
+      <w:r>
+        <w:rPr>
+          <w:rFonts w:eastAsiaTheme="minorHAnsi"/>
+        </w:rPr>
+        <w:t xml:space="preserve"> </w:t>
+      </w:r>
+      <w:r>
+        <w:rPr>
+          <w:rFonts w:eastAsiaTheme="minorHAnsi"/>
+        </w:rPr>
+        <w:t>where</w:t>
+      </w:r>
+      <w:r>
+        <w:rPr>
+          <w:rFonts w:eastAsiaTheme="minorHAnsi"/>
+        </w:rPr>
+        <w:t xml:space="preserve"> the event took place. </w:t>
+      </w:r>
+      <w:r>
+        <w:rPr>
+          <w:rFonts w:eastAsiaTheme="minorHAnsi"/>
+          <w:b/>
+        </w:rPr>
+        <w:t>Title</w:t>
       </w:r>
       <w:r>
         <w:rPr>
@@ -4612,24 +5138,6 @@
           <w:rFonts w:eastAsiaTheme="minorHAnsi"/>
         </w:rPr>
         <w:t>Number of the initial-end page of the referenced part</w:t>
-      </w:r>
-      <w:r>
-        <w:rPr>
-          <w:rFonts w:eastAsiaTheme="minorHAnsi"/>
-        </w:rPr>
-        <w:t>.</w:t>
-      </w:r>
-      <w:r>
-        <w:rPr>
-          <w:rFonts w:eastAsiaTheme="minorHAnsi"/>
-        </w:rPr>
-        <w:t xml:space="preserve"> </w:t>
-      </w:r>
-      <w:r>
-        <w:rPr>
-          <w:rFonts w:eastAsiaTheme="minorHAnsi"/>
-        </w:rPr>
-        <w:t>DOI link (if available)</w:t>
       </w:r>
       <w:r>
         <w:rPr>
@@ -4685,6 +5193,9 @@
         <w:t xml:space="preserve">. </w:t>
       </w:r>
       <w:r>
+        <w:rPr>
+          <w:b/>
+        </w:rPr>
         <w:t>Journal Title</w:t>
       </w:r>
       <w:r>
@@ -4706,7 +5217,31 @@
         <w:rPr>
           <w:rFonts w:eastAsiaTheme="minorHAnsi"/>
         </w:rPr>
-        <w:t>number of the initial-end page of the article</w:t>
+        <w:t>n</w:t>
+      </w:r>
+      <w:r>
+        <w:rPr>
+          <w:rFonts w:eastAsiaTheme="minorHAnsi"/>
+        </w:rPr>
+        <w:t xml:space="preserve">umber of </w:t>
+      </w:r>
+      <w:r>
+        <w:rPr>
+          <w:rFonts w:eastAsiaTheme="minorHAnsi"/>
+        </w:rPr>
+        <w:t xml:space="preserve">the initial-end </w:t>
+      </w:r>
+      <w:r>
+        <w:rPr>
+          <w:rFonts w:eastAsiaTheme="minorHAnsi"/>
+        </w:rPr>
+        <w:t>page</w:t>
+      </w:r>
+      <w:r>
+        <w:rPr>
+          <w:rFonts w:eastAsiaTheme="minorHAnsi"/>
+        </w:rPr>
+        <w:t xml:space="preserve"> of the article</w:t>
       </w:r>
       <w:r>
         <w:t xml:space="preserve">, </w:t>
@@ -4722,14 +5257,7 @@
           <w:rFonts w:eastAsiaTheme="minorHAnsi"/>
           <w:lang w:val="pt-BR"/>
         </w:rPr>
-        <w:t>DOI link (if available)</w:t>
-      </w:r>
-      <w:r>
-        <w:rPr>
-          <w:rFonts w:eastAsiaTheme="minorHAnsi"/>
-          <w:lang w:val="pt-BR"/>
-        </w:rPr>
-        <w:t xml:space="preserve">. </w:t>
+        <w:t xml:space="preserve">DOI. 00000.00000.00000.0000 </w:t>
       </w:r>
       <w:r>
         <w:rPr>
@@ -4779,6 +5307,9 @@
         <w:t xml:space="preserve">. </w:t>
       </w:r>
       <w:r>
+        <w:rPr>
+          <w:b/>
+        </w:rPr>
         <w:t>Journal title</w:t>
       </w:r>
       <w:r>
@@ -4797,7 +5328,10 @@
         <w:t>, date (day, month, year)</w:t>
       </w:r>
       <w:r>
-        <w:t>. S</w:t>
+        <w:t xml:space="preserve">. </w:t>
+      </w:r>
+      <w:r>
+        <w:t>S</w:t>
       </w:r>
       <w:r>
         <w:t>ection</w:t>
@@ -4806,7 +5340,15 @@
         <w:t xml:space="preserve">, </w:t>
       </w:r>
       <w:r>
-        <w:t>supplement, number of title of the booklet etc., number of page(s) of the referred article</w:t>
+        <w:t xml:space="preserve">supplement, number of </w:t>
+      </w:r>
+      <w:proofErr w:type="gramStart"/>
+      <w:r>
+        <w:t>title</w:t>
+      </w:r>
+      <w:proofErr w:type="gramEnd"/>
+      <w:r>
+        <w:t xml:space="preserve"> of the booklet etc., number of page(s) of the referred article</w:t>
       </w:r>
       <w:r>
         <w:t xml:space="preserve">. </w:t>
@@ -4878,6 +5420,7 @@
       <w:r>
         <w:rPr>
           <w:rFonts w:eastAsiaTheme="minorHAnsi"/>
+          <w:b/>
         </w:rPr>
         <w:t>Patent title</w:t>
       </w:r>
@@ -4891,7 +5434,25 @@
         <w:rPr>
           <w:rFonts w:eastAsiaTheme="minorHAnsi"/>
         </w:rPr>
-        <w:t>Patent number, dates (from the registration period)</w:t>
+        <w:t>Patent number, dates (</w:t>
+      </w:r>
+      <w:r>
+        <w:rPr>
+          <w:rFonts w:eastAsiaTheme="minorHAnsi"/>
+        </w:rPr>
+        <w:t>from the registration</w:t>
+      </w:r>
+      <w:r>
+        <w:rPr>
+          <w:rFonts w:eastAsiaTheme="minorHAnsi"/>
+        </w:rPr>
+        <w:t xml:space="preserve"> period</w:t>
+      </w:r>
+      <w:r>
+        <w:rPr>
+          <w:rFonts w:eastAsiaTheme="minorHAnsi"/>
+        </w:rPr>
+        <w:t>)</w:t>
       </w:r>
       <w:r>
         <w:rPr>
@@ -4946,18 +5507,21 @@
       <w:r>
         <w:rPr>
           <w:rFonts w:eastAsiaTheme="minorHAnsi"/>
+          <w:b/>
         </w:rPr>
         <w:t>Ti</w:t>
       </w:r>
       <w:r>
         <w:rPr>
           <w:rFonts w:eastAsiaTheme="minorHAnsi"/>
+          <w:b/>
         </w:rPr>
         <w:t>t</w:t>
       </w:r>
       <w:r>
         <w:rPr>
           <w:rFonts w:eastAsiaTheme="minorHAnsi"/>
+          <w:b/>
         </w:rPr>
         <w:t>le</w:t>
       </w:r>
@@ -5014,7 +5578,14 @@
           <w:rFonts w:eastAsiaTheme="minorHAnsi"/>
           <w:highlight w:val="yellow"/>
         </w:rPr>
-        <w:t>TECHNICAL NORM</w:t>
+        <w:t>TECHNICAL N</w:t>
+      </w:r>
+      <w:r>
+        <w:rPr>
+          <w:rFonts w:eastAsiaTheme="minorHAnsi"/>
+          <w:highlight w:val="yellow"/>
+        </w:rPr>
+        <w:t>ORM</w:t>
       </w:r>
       <w:r>
         <w:rPr>
@@ -5037,6 +5608,7 @@
         </w:rPr>
       </w:pPr>
       <w:r>
+        <w:lastRenderedPageBreak/>
         <w:t>JURISDICTION</w:t>
       </w:r>
       <w:r>
@@ -5091,7 +5663,13 @@
         <w:rPr>
           <w:rFonts w:eastAsiaTheme="minorHAnsi"/>
         </w:rPr>
-        <w:t>Title and legislation number. Data from the source in which the document was published</w:t>
+        <w:t xml:space="preserve">Title and legislation number. </w:t>
+      </w:r>
+      <w:r>
+        <w:rPr>
+          <w:rFonts w:eastAsiaTheme="minorHAnsi"/>
+        </w:rPr>
+        <w:t>Data from the source in which the document was published</w:t>
       </w:r>
       <w:r>
         <w:rPr>
@@ -5112,7 +5690,15 @@
           <w:highlight w:val="yellow"/>
           <w:lang w:val="pt-BR"/>
         </w:rPr>
-        <w:t>DOCUMENT</w:t>
+        <w:t>D</w:t>
+      </w:r>
+      <w:r>
+        <w:rPr>
+          <w:rFonts w:eastAsiaTheme="minorHAnsi"/>
+          <w:highlight w:val="yellow"/>
+          <w:lang w:val="pt-BR"/>
+        </w:rPr>
+        <w:t>OCUMENT</w:t>
       </w:r>
     </w:p>
     <w:p>
@@ -5141,8 +5727,16 @@
         <w:rPr>
           <w:rFonts w:eastAsiaTheme="minorHAnsi"/>
         </w:rPr>
-        <w:t>(Coordenator</w:t>
-      </w:r>
+        <w:t>(</w:t>
+      </w:r>
+      <w:proofErr w:type="spellStart"/>
+      <w:r>
+        <w:rPr>
+          <w:rFonts w:eastAsiaTheme="minorHAnsi"/>
+        </w:rPr>
+        <w:t>Coordenator</w:t>
+      </w:r>
+      <w:proofErr w:type="spellEnd"/>
       <w:r>
         <w:rPr>
           <w:rFonts w:eastAsiaTheme="minorHAnsi"/>
@@ -5152,8 +5746,21 @@
       <w:r>
         <w:rPr>
           <w:rFonts w:eastAsiaTheme="minorHAnsi"/>
-        </w:rPr>
-        <w:t>Title. Place</w:t>
+          <w:b/>
+        </w:rPr>
+        <w:t>Title</w:t>
+      </w:r>
+      <w:r>
+        <w:rPr>
+          <w:rFonts w:eastAsiaTheme="minorHAnsi"/>
+        </w:rPr>
+        <w:t xml:space="preserve">. </w:t>
+      </w:r>
+      <w:r>
+        <w:rPr>
+          <w:rFonts w:eastAsiaTheme="minorHAnsi"/>
+        </w:rPr>
+        <w:t>Place</w:t>
       </w:r>
       <w:r>
         <w:rPr>
@@ -5206,12 +5813,16 @@
       <w:r>
         <w:rPr>
           <w:rFonts w:eastAsiaTheme="minorHAnsi" w:cs="Arial-BoldMT"/>
+          <w:b/>
+          <w:bCs/>
         </w:rPr>
         <w:t>T</w:t>
       </w:r>
       <w:r>
         <w:rPr>
           <w:rFonts w:eastAsiaTheme="minorHAnsi" w:cs="Arial-BoldMT"/>
+          <w:b/>
+          <w:bCs/>
         </w:rPr>
         <w:t>itle</w:t>
       </w:r>
@@ -5225,13 +5836,25 @@
         <w:rPr>
           <w:rFonts w:eastAsiaTheme="minorHAnsi"/>
         </w:rPr>
-        <w:t>Place: Editor, date. Specific designation of the kind of document (</w:t>
-      </w:r>
-      <w:r>
-        <w:rPr>
-          <w:rFonts w:eastAsiaTheme="minorHAnsi"/>
-        </w:rPr>
-        <w:t>when it does not appear in the title</w:t>
+        <w:t xml:space="preserve">Place: Editor, date. </w:t>
+      </w:r>
+      <w:r>
+        <w:rPr>
+          <w:rFonts w:eastAsiaTheme="minorHAnsi"/>
+        </w:rPr>
+        <w:t>Specific designation of the kind of document (</w:t>
+      </w:r>
+      <w:r>
+        <w:rPr>
+          <w:rFonts w:eastAsiaTheme="minorHAnsi"/>
+        </w:rPr>
+        <w:t>when it</w:t>
+      </w:r>
+      <w:r>
+        <w:rPr>
+          <w:rFonts w:eastAsiaTheme="minorHAnsi"/>
+        </w:rPr>
+        <w:t xml:space="preserve"> does not appear in the title</w:t>
       </w:r>
       <w:r>
         <w:rPr>
@@ -5273,7 +5896,13 @@
         <w:rPr>
           <w:highlight w:val="yellow"/>
         </w:rPr>
-        <w:t>CARTOGRAPHIC DOCUMENT</w:t>
+        <w:t>CARTOGRA</w:t>
+      </w:r>
+      <w:r>
+        <w:rPr>
+          <w:highlight w:val="yellow"/>
+        </w:rPr>
+        <w:t>PHIC DOCUMENT</w:t>
       </w:r>
     </w:p>
     <w:p>
@@ -5313,23 +5942,37 @@
         <w:rPr>
           <w:rFonts w:eastAsiaTheme="minorHAnsi"/>
         </w:rPr>
-        <w:t>). T</w:t>
-      </w:r>
-      <w:r>
-        <w:rPr>
-          <w:rFonts w:eastAsiaTheme="minorHAnsi"/>
-        </w:rPr>
-        <w:t>itle or website name (if applicable</w:t>
-      </w:r>
-      <w:r>
-        <w:rPr>
-          <w:rFonts w:eastAsiaTheme="minorHAnsi"/>
-        </w:rPr>
         <w:t xml:space="preserve">). </w:t>
       </w:r>
       <w:r>
         <w:rPr>
           <w:rFonts w:eastAsiaTheme="minorHAnsi"/>
+          <w:b/>
+        </w:rPr>
+        <w:t>T</w:t>
+      </w:r>
+      <w:r>
+        <w:rPr>
+          <w:rFonts w:eastAsiaTheme="minorHAnsi"/>
+          <w:b/>
+        </w:rPr>
+        <w:t xml:space="preserve">itle or website name </w:t>
+      </w:r>
+      <w:r>
+        <w:rPr>
+          <w:rFonts w:eastAsiaTheme="minorHAnsi"/>
+        </w:rPr>
+        <w:t>(if applicable</w:t>
+      </w:r>
+      <w:r>
+        <w:rPr>
+          <w:rFonts w:eastAsiaTheme="minorHAnsi"/>
+        </w:rPr>
+        <w:t xml:space="preserve">). </w:t>
+      </w:r>
+      <w:r>
+        <w:rPr>
+          <w:rFonts w:eastAsiaTheme="minorHAnsi"/>
         </w:rPr>
         <w:t>Available in</w:t>
       </w:r>
@@ -5346,19 +5989,53 @@
         <w:rPr>
           <w:rFonts w:eastAsiaTheme="minorHAnsi"/>
         </w:rPr>
-        <w:t>electronic address&gt;. Acess in: day month</w:t>
-      </w:r>
+        <w:t xml:space="preserve">electronic address&gt;. </w:t>
+      </w:r>
+      <w:proofErr w:type="spellStart"/>
+      <w:r>
+        <w:rPr>
+          <w:rFonts w:eastAsiaTheme="minorHAnsi"/>
+        </w:rPr>
+        <w:t>Acess</w:t>
+      </w:r>
+      <w:proofErr w:type="spellEnd"/>
       <w:r>
         <w:rPr>
           <w:rFonts w:eastAsiaTheme="minorHAnsi"/>
         </w:rPr>
         <w:t xml:space="preserve"> </w:t>
       </w:r>
-      <w:r>
-        <w:rPr>
-          <w:rFonts w:eastAsiaTheme="minorHAnsi"/>
-        </w:rPr>
-        <w:t>abbreviated year</w:t>
+      <w:proofErr w:type="gramStart"/>
+      <w:r>
+        <w:rPr>
+          <w:rFonts w:eastAsiaTheme="minorHAnsi"/>
+        </w:rPr>
+        <w:t>in:</w:t>
+      </w:r>
+      <w:proofErr w:type="gramEnd"/>
+      <w:r>
+        <w:rPr>
+          <w:rFonts w:eastAsiaTheme="minorHAnsi"/>
+        </w:rPr>
+        <w:t xml:space="preserve"> day month</w:t>
+      </w:r>
+      <w:r>
+        <w:rPr>
+          <w:rFonts w:eastAsiaTheme="minorHAnsi"/>
+        </w:rPr>
+        <w:t xml:space="preserve"> </w:t>
+      </w:r>
+      <w:r>
+        <w:rPr>
+          <w:rFonts w:eastAsiaTheme="minorHAnsi"/>
+        </w:rPr>
+        <w:t>abbreviated</w:t>
+      </w:r>
+      <w:r>
+        <w:rPr>
+          <w:rFonts w:eastAsiaTheme="minorHAnsi"/>
+        </w:rPr>
+        <w:t xml:space="preserve"> year</w:t>
       </w:r>
       <w:r>
         <w:rPr>
@@ -5411,42 +6088,56 @@
       <w:r>
         <w:rPr>
           <w:rFonts w:eastAsiaTheme="minorHAnsi" w:cs="Arial-BoldMT"/>
+          <w:b/>
+          <w:bCs/>
         </w:rPr>
         <w:t xml:space="preserve">oftware </w:t>
       </w:r>
       <w:r>
         <w:rPr>
           <w:rFonts w:eastAsiaTheme="minorHAnsi" w:cs="Arial-BoldMT"/>
+          <w:b/>
+          <w:bCs/>
         </w:rPr>
         <w:t>name (version</w:t>
       </w:r>
       <w:r>
         <w:rPr>
           <w:rFonts w:eastAsiaTheme="minorHAnsi" w:cs="Arial-BoldMT"/>
+          <w:b/>
+          <w:bCs/>
         </w:rPr>
         <w:t xml:space="preserve"> </w:t>
       </w:r>
       <w:r>
         <w:rPr>
           <w:rFonts w:eastAsiaTheme="minorHAnsi" w:cs="Arial-BoldMT"/>
+          <w:b/>
+          <w:bCs/>
         </w:rPr>
         <w:t>–</w:t>
       </w:r>
       <w:r>
         <w:rPr>
           <w:rFonts w:eastAsiaTheme="minorHAnsi" w:cs="Arial-BoldMT"/>
+          <w:b/>
+          <w:bCs/>
         </w:rPr>
         <w:t xml:space="preserve"> </w:t>
       </w:r>
       <w:r>
         <w:rPr>
           <w:rFonts w:eastAsiaTheme="minorHAnsi" w:cs="Arial-BoldMT"/>
+          <w:b/>
+          <w:bCs/>
         </w:rPr>
         <w:t>if applicable</w:t>
       </w:r>
       <w:r>
         <w:rPr>
           <w:rFonts w:eastAsiaTheme="minorHAnsi" w:cs="Arial-BoldMT"/>
+          <w:b/>
+          <w:bCs/>
         </w:rPr>
         <w:t>)</w:t>
       </w:r>
@@ -5486,6 +6177,7 @@
         </w:rPr>
         <w:t>year</w:t>
       </w:r>
+      <w:proofErr w:type="gramStart"/>
       <w:r>
         <w:rPr>
           <w:rFonts w:eastAsiaTheme="minorHAnsi"/>
@@ -5496,7 +6188,20 @@
         <w:rPr>
           <w:rFonts w:eastAsiaTheme="minorHAnsi"/>
         </w:rPr>
-        <w:t>). Available in: &lt;</w:t>
+        <w:t>)</w:t>
+      </w:r>
+      <w:proofErr w:type="gramEnd"/>
+      <w:r>
+        <w:rPr>
+          <w:rFonts w:eastAsiaTheme="minorHAnsi"/>
+        </w:rPr>
+        <w:t xml:space="preserve">. </w:t>
+      </w:r>
+      <w:r>
+        <w:rPr>
+          <w:rFonts w:eastAsiaTheme="minorHAnsi"/>
+        </w:rPr>
+        <w:t>Available in: &lt;</w:t>
       </w:r>
       <w:r>
         <w:t xml:space="preserve"> </w:t>
@@ -5517,7 +6222,13 @@
         <w:rPr>
           <w:rFonts w:eastAsiaTheme="minorHAnsi"/>
         </w:rPr>
-        <w:t>if applicable</w:t>
+        <w:t xml:space="preserve">if </w:t>
+      </w:r>
+      <w:r>
+        <w:rPr>
+          <w:rFonts w:eastAsiaTheme="minorHAnsi"/>
+        </w:rPr>
+        <w:t>applicable</w:t>
       </w:r>
       <w:r>
         <w:rPr>
@@ -5605,7 +6316,19 @@
         <w:ind w:left="431" w:hanging="425"/>
       </w:pPr>
       <w:r>
-        <w:t>ARATTANO, M.; FRANZI, L. On the evaluation of debris flows dynamics by means of mathematical models. Natural Hazards and Earth System Science, v. 3, n. 6, p. 539–544, 2003. DOI: 10.5194/nhess-3-539-2003</w:t>
+        <w:t>ARATTANO</w:t>
+      </w:r>
+      <w:r>
+        <w:t xml:space="preserve">, M.; FRANZI, L. On the evaluation of debris flows dynamics by means of mathematical models. </w:t>
+      </w:r>
+      <w:r>
+        <w:rPr>
+          <w:b/>
+        </w:rPr>
+        <w:t>Natural Hazards and Earth System Science</w:t>
+      </w:r>
+      <w:r>
+        <w:t>, v. 3, n. 6, p. 539–544, 2003. DOI: 10.5194/nhess-3-539-2003</w:t>
       </w:r>
     </w:p>
     <w:p>
@@ -5651,31 +6374,17 @@
         <w:t xml:space="preserve">, R. J. </w:t>
       </w:r>
       <w:r>
-        <w:t xml:space="preserve">Fundamentals of Geomorphology. </w:t>
-      </w:r>
-      <w:r>
-        <w:t>4</w:t>
-      </w:r>
-      <w:r>
-        <w:t>ª Ed. Londres: Taylor and Francis, 20</w:t>
-      </w:r>
-      <w:r>
-        <w:t>16</w:t>
-      </w:r>
-      <w:r>
-        <w:t>. 578p.</w:t>
-      </w:r>
-      <w:r>
-        <w:t xml:space="preserve"> </w:t>
-      </w:r>
-      <w:hyperlink r:id="rId11" w:history="1">
-        <w:r>
-          <w:rPr>
-            <w:rStyle w:val="Hyperlink"/>
-          </w:rPr>
-          <w:t>https://doi.org/10.4324/9781315674179</w:t>
-        </w:r>
-      </w:hyperlink>
+        <w:rPr>
+          <w:b/>
+        </w:rPr>
+        <w:t>Fundamentals of Geomorphology</w:t>
+      </w:r>
+      <w:r>
+        <w:t xml:space="preserve">. 2ª Ed. Londres: Taylor and Francis, 2007. </w:t>
+      </w:r>
+      <w:r>
+        <w:t>458p.</w:t>
+      </w:r>
     </w:p>
     <w:p>
       <w:pPr>
@@ -5695,14 +6404,16 @@
         <w:rPr>
           <w:lang w:val="pt-BR"/>
         </w:rPr>
-        <w:t xml:space="preserve">For </w:t>
-      </w:r>
-      <w:r>
-        <w:rPr>
-          <w:lang w:val="pt-BR"/>
-        </w:rPr>
-        <w:t>book chapter</w:t>
-      </w:r>
+        <w:t xml:space="preserve">For book </w:t>
+      </w:r>
+      <w:proofErr w:type="spellStart"/>
+      <w:r>
+        <w:rPr>
+          <w:lang w:val="pt-BR"/>
+        </w:rPr>
+        <w:t>chapter</w:t>
+      </w:r>
+      <w:proofErr w:type="spellEnd"/>
       <w:r>
         <w:rPr>
           <w:lang w:val="pt-BR"/>
@@ -5726,7 +6437,34 @@
         <w:rPr>
           <w:lang w:val="pt-BR"/>
         </w:rPr>
-        <w:t>CASTRO, S. S. Micromorfologia de Solos Aplicada ao Diagnóstico de Erosão. In: GUERRA, A. J. T.; SILVA, A. S; BOTELHO, R. G. M. (Ed.). Erosão e Conservação dos solos: Conceitos, temas e aplicações. 1ª Ed. Rio de Janeiro: Bertrand Brasil, 1999. p. 127-163.</w:t>
+        <w:t xml:space="preserve">CASTRO, S. S. </w:t>
+      </w:r>
+      <w:proofErr w:type="spellStart"/>
+      <w:r>
+        <w:rPr>
+          <w:lang w:val="pt-BR"/>
+        </w:rPr>
+        <w:t>Micromorfologia</w:t>
+      </w:r>
+      <w:proofErr w:type="spellEnd"/>
+      <w:r>
+        <w:rPr>
+          <w:lang w:val="pt-BR"/>
+        </w:rPr>
+        <w:t xml:space="preserve"> de Solos Aplicada ao Diagnóstico de Erosão. In: GUERRA, A. J. T.; SILVA, A. S; BOTELHO, R. G. M. (Ed.). </w:t>
+      </w:r>
+      <w:r>
+        <w:rPr>
+          <w:b/>
+          <w:lang w:val="pt-BR"/>
+        </w:rPr>
+        <w:t>Erosão e Conservação dos solos: Conceitos, temas e aplicações</w:t>
+      </w:r>
+      <w:r>
+        <w:rPr>
+          <w:lang w:val="pt-BR"/>
+        </w:rPr>
+        <w:t>. 1ª Ed. Rio de Janeiro: Bertrand Brasil, 1999. p. 127-163.</w:t>
       </w:r>
     </w:p>
     <w:p>
@@ -5766,19 +6504,50 @@
         <w:rPr>
           <w:lang w:val="pt-BR"/>
         </w:rPr>
-        <w:t xml:space="preserve">NOVO, E. M. L. M.; BARBOSA, C. C. F.; FREITAS, R. M.; MELACK, J.; SHIMABUKURO, Y. E.; PEREIRA FILHO, W. Distribuição sazonal de fitoplâncton no Lago Grande de Curuai em resposta ao pulso de inundação do Rio Amazonas a partir da análise de imagens MODIS. In: XII Simpósio Brasileiro de Sensoriamento Remoto (SBSR), 12., 2005, Goiânia. </w:t>
-      </w:r>
-      <w:r>
-        <w:rPr>
-          <w:lang w:val="pt-BR"/>
-        </w:rPr>
-        <w:t>Proceedings</w:t>
-      </w:r>
-      <w:r>
-        <w:rPr>
-          <w:lang w:val="pt-BR"/>
-        </w:rPr>
-        <w:t>... São José dos Campos: INPE. 2005. p. 3175-3182. ISBN 85-17-00018-8.</w:t>
+        <w:t xml:space="preserve">NOVO, E. M. L. M.; BARBOSA, C. C. F.; FREITAS, R. M.; MELACK, J.; SHIMABUKURO, Y. E.; PEREIRA FILHO, W. Distribuição sazonal de fitoplâncton no Lago Grande de </w:t>
+      </w:r>
+      <w:proofErr w:type="spellStart"/>
+      <w:r>
+        <w:rPr>
+          <w:lang w:val="pt-BR"/>
+        </w:rPr>
+        <w:t>Curuai</w:t>
+      </w:r>
+      <w:proofErr w:type="spellEnd"/>
+      <w:r>
+        <w:rPr>
+          <w:lang w:val="pt-BR"/>
+        </w:rPr>
+        <w:t xml:space="preserve"> em resposta ao pulso de inundação do Rio Amazonas a partir da análise de imagens MODIS. In: XII Simpósio Brasileiro de Sensoriamento Remoto (SBSR), 12., 2005, Goiânia. </w:t>
+      </w:r>
+      <w:proofErr w:type="spellStart"/>
+      <w:r>
+        <w:rPr>
+          <w:b/>
+          <w:lang w:val="pt-BR"/>
+        </w:rPr>
+        <w:t>P</w:t>
+      </w:r>
+      <w:r>
+        <w:rPr>
+          <w:b/>
+          <w:lang w:val="pt-BR"/>
+        </w:rPr>
+        <w:t>roceedings</w:t>
+      </w:r>
+      <w:proofErr w:type="spellEnd"/>
+      <w:r>
+        <w:rPr>
+          <w:b/>
+          <w:lang w:val="pt-BR"/>
+        </w:rPr>
+        <w:t>...</w:t>
+      </w:r>
+      <w:r>
+        <w:rPr>
+          <w:lang w:val="pt-BR"/>
+        </w:rPr>
+        <w:t xml:space="preserve"> São José dos Campos: INPE. 2005. p. 3175-3182. ISBN 85-17-00018-8.</w:t>
       </w:r>
     </w:p>
     <w:p>
@@ -5818,13 +6587,40 @@
         <w:rPr>
           <w:lang w:val="pt-BR"/>
         </w:rPr>
-        <w:t xml:space="preserve">MONTANHER, O. C. Padrões espaço-temporais do transporte de sedimentos suspensos dos rios amazônicos de águas brancas: relações com o clima e mudanças na cobertura do solo. </w:t>
-      </w:r>
-      <w:r>
-        <w:rPr>
-          <w:lang w:val="pt-BR"/>
-        </w:rPr>
-        <w:t xml:space="preserve">PhD thesis </w:t>
+        <w:t xml:space="preserve">MONTANHER, O. C. </w:t>
+      </w:r>
+      <w:r>
+        <w:rPr>
+          <w:b/>
+          <w:lang w:val="pt-BR"/>
+        </w:rPr>
+        <w:t>Padrões espaço-temporais do transporte de sedimentos suspensos dos rios amazônicos de águas brancas: relações com o clima e mudanças na cobertura do solo</w:t>
+      </w:r>
+      <w:r>
+        <w:rPr>
+          <w:lang w:val="pt-BR"/>
+        </w:rPr>
+        <w:t xml:space="preserve">. </w:t>
+      </w:r>
+      <w:r>
+        <w:rPr>
+          <w:lang w:val="pt-BR"/>
+        </w:rPr>
+        <w:t xml:space="preserve">PhD </w:t>
+      </w:r>
+      <w:proofErr w:type="spellStart"/>
+      <w:r>
+        <w:rPr>
+          <w:lang w:val="pt-BR"/>
+        </w:rPr>
+        <w:t>thesis</w:t>
+      </w:r>
+      <w:proofErr w:type="spellEnd"/>
+      <w:r>
+        <w:rPr>
+          <w:lang w:val="pt-BR"/>
+        </w:rPr>
+        <w:t xml:space="preserve"> </w:t>
       </w:r>
       <w:r>
         <w:rPr>
@@ -5842,7 +6638,14 @@
         <w:rPr>
           <w:lang w:val="pt-BR"/>
         </w:rPr>
-        <w:t xml:space="preserve"> Geogra</w:t>
+        <w:t xml:space="preserve"> </w:t>
+      </w:r>
+      <w:proofErr w:type="spellStart"/>
+      <w:r>
+        <w:rPr>
+          <w:lang w:val="pt-BR"/>
+        </w:rPr>
+        <w:t>Geogra</w:t>
       </w:r>
       <w:r>
         <w:rPr>
@@ -5850,6 +6653,7 @@
         </w:rPr>
         <w:t>phy</w:t>
       </w:r>
+      <w:proofErr w:type="spellEnd"/>
       <w:r>
         <w:rPr>
           <w:lang w:val="pt-BR"/>
@@ -5878,7 +6682,35 @@
         <w:rPr>
           <w:lang w:val="pt-BR"/>
         </w:rPr>
-        <w:t>For technical report, handbook</w:t>
+        <w:t xml:space="preserve">For </w:t>
+      </w:r>
+      <w:proofErr w:type="spellStart"/>
+      <w:r>
+        <w:rPr>
+          <w:lang w:val="pt-BR"/>
+        </w:rPr>
+        <w:t>technical</w:t>
+      </w:r>
+      <w:proofErr w:type="spellEnd"/>
+      <w:r>
+        <w:rPr>
+          <w:lang w:val="pt-BR"/>
+        </w:rPr>
+        <w:t xml:space="preserve"> </w:t>
+      </w:r>
+      <w:proofErr w:type="spellStart"/>
+      <w:r>
+        <w:rPr>
+          <w:lang w:val="pt-BR"/>
+        </w:rPr>
+        <w:t>report</w:t>
+      </w:r>
+      <w:proofErr w:type="spellEnd"/>
+      <w:r>
+        <w:rPr>
+          <w:lang w:val="pt-BR"/>
+        </w:rPr>
+        <w:t>, handbook</w:t>
       </w:r>
       <w:r>
         <w:rPr>
@@ -5903,7 +6735,20 @@
         <w:rPr>
           <w:lang w:val="pt-BR"/>
         </w:rPr>
-        <w:t>IPT. Ocupação de encostas. São Paulo: IPT, 1991. 216p. Publicação IPT n. 1831.</w:t>
+        <w:t xml:space="preserve">IPT. </w:t>
+      </w:r>
+      <w:r>
+        <w:rPr>
+          <w:b/>
+          <w:lang w:val="pt-BR"/>
+        </w:rPr>
+        <w:t>Ocupação de encostas</w:t>
+      </w:r>
+      <w:r>
+        <w:rPr>
+          <w:lang w:val="pt-BR"/>
+        </w:rPr>
+        <w:t>. São Paulo: IPT, 1991. 216p. Publicação IPT n. 1831.</w:t>
       </w:r>
     </w:p>
     <w:p>
@@ -5927,8 +6772,30 @@
         <w:rPr>
           <w:lang w:val="pt-BR"/>
         </w:rPr>
-        <w:t>For cartographic document</w:t>
-      </w:r>
+        <w:t xml:space="preserve">For </w:t>
+      </w:r>
+      <w:proofErr w:type="spellStart"/>
+      <w:r>
+        <w:rPr>
+          <w:lang w:val="pt-BR"/>
+        </w:rPr>
+        <w:t>cartographic</w:t>
+      </w:r>
+      <w:proofErr w:type="spellEnd"/>
+      <w:r>
+        <w:rPr>
+          <w:lang w:val="pt-BR"/>
+        </w:rPr>
+        <w:t xml:space="preserve"> </w:t>
+      </w:r>
+      <w:proofErr w:type="spellStart"/>
+      <w:r>
+        <w:rPr>
+          <w:lang w:val="pt-BR"/>
+        </w:rPr>
+        <w:t>document</w:t>
+      </w:r>
+      <w:proofErr w:type="spellEnd"/>
       <w:r>
         <w:rPr>
           <w:lang w:val="pt-BR"/>
@@ -5952,7 +6819,21 @@
         <w:rPr>
           <w:lang w:val="pt-BR"/>
         </w:rPr>
-        <w:t>IBGE. Estado de Roraima - Geologia. Rio de Janeiro: IBGE, 2005. Escala 1:250.000.</w:t>
+        <w:t xml:space="preserve">IBGE. </w:t>
+      </w:r>
+      <w:r>
+        <w:rPr>
+          <w:b/>
+          <w:bCs/>
+          <w:lang w:val="pt-BR"/>
+        </w:rPr>
+        <w:t>Estado de Roraima - Geologia</w:t>
+      </w:r>
+      <w:r>
+        <w:rPr>
+          <w:lang w:val="pt-BR"/>
+        </w:rPr>
+        <w:t>. Rio de Janeiro: IBGE, 2005. Escala 1:250.000.</w:t>
       </w:r>
     </w:p>
     <w:p>
@@ -5991,7 +6872,39 @@
         </w:rPr>
       </w:pPr>
       <w:r>
-        <w:t xml:space="preserve">QGIS Development Team. QGIS Geographic Information System (versão 3.16). </w:t>
+        <w:t xml:space="preserve">QGIS </w:t>
+      </w:r>
+      <w:r>
+        <w:t>Development</w:t>
+      </w:r>
+      <w:r>
+        <w:t xml:space="preserve"> Team. </w:t>
+      </w:r>
+      <w:r>
+        <w:rPr>
+          <w:b/>
+          <w:bCs/>
+        </w:rPr>
+        <w:t>QGIS Geographic Information System (</w:t>
+      </w:r>
+      <w:proofErr w:type="spellStart"/>
+      <w:r>
+        <w:rPr>
+          <w:b/>
+          <w:bCs/>
+        </w:rPr>
+        <w:t>versão</w:t>
+      </w:r>
+      <w:proofErr w:type="spellEnd"/>
+      <w:r>
+        <w:rPr>
+          <w:b/>
+          <w:bCs/>
+        </w:rPr>
+        <w:t xml:space="preserve"> 3.16)</w:t>
+      </w:r>
+      <w:r>
+        <w:t xml:space="preserve">. </w:t>
       </w:r>
       <w:r>
         <w:rPr>
@@ -5999,17 +6912,47 @@
         </w:rPr>
         <w:t xml:space="preserve">2021. </w:t>
       </w:r>
-      <w:r>
-        <w:rPr>
-          <w:lang w:val="pt-BR"/>
-        </w:rPr>
-        <w:t>Available at:</w:t>
-      </w:r>
-      <w:r>
-        <w:rPr>
-          <w:lang w:val="pt-BR"/>
-        </w:rPr>
-        <w:t>: &lt;http://qgis.osgeo.org&gt;.</w:t>
+      <w:proofErr w:type="spellStart"/>
+      <w:r>
+        <w:rPr>
+          <w:lang w:val="pt-BR"/>
+        </w:rPr>
+        <w:t>Available</w:t>
+      </w:r>
+      <w:proofErr w:type="spellEnd"/>
+      <w:r>
+        <w:rPr>
+          <w:lang w:val="pt-BR"/>
+        </w:rPr>
+        <w:t xml:space="preserve"> </w:t>
+      </w:r>
+      <w:proofErr w:type="spellStart"/>
+      <w:proofErr w:type="gramStart"/>
+      <w:r>
+        <w:rPr>
+          <w:lang w:val="pt-BR"/>
+        </w:rPr>
+        <w:t>at</w:t>
+      </w:r>
+      <w:proofErr w:type="spellEnd"/>
+      <w:r>
+        <w:rPr>
+          <w:lang w:val="pt-BR"/>
+        </w:rPr>
+        <w:t>:</w:t>
+      </w:r>
+      <w:r>
+        <w:rPr>
+          <w:lang w:val="pt-BR"/>
+        </w:rPr>
+        <w:t>:</w:t>
+      </w:r>
+      <w:proofErr w:type="gramEnd"/>
+      <w:r>
+        <w:rPr>
+          <w:lang w:val="pt-BR"/>
+        </w:rPr>
+        <w:t xml:space="preserve"> &lt;http://qgis.osgeo.org&gt;.</w:t>
       </w:r>
     </w:p>
     <w:p>
@@ -6024,11 +6967,57 @@
           <w:lang w:val="pt-BR"/>
         </w:rPr>
       </w:pPr>
-      <w:r>
-        <w:rPr>
-          <w:lang w:val="pt-BR"/>
-        </w:rPr>
-        <w:t>Esri Inc. ArcMap (versão 10.5.1). Redlands, Estados Unidos, 2016.</w:t>
+      <w:proofErr w:type="spellStart"/>
+      <w:r>
+        <w:rPr>
+          <w:lang w:val="pt-BR"/>
+        </w:rPr>
+        <w:t>Esri</w:t>
+      </w:r>
+      <w:proofErr w:type="spellEnd"/>
+      <w:r>
+        <w:rPr>
+          <w:lang w:val="pt-BR"/>
+        </w:rPr>
+        <w:t xml:space="preserve"> Inc. </w:t>
+      </w:r>
+      <w:proofErr w:type="spellStart"/>
+      <w:r>
+        <w:rPr>
+          <w:b/>
+          <w:bCs/>
+          <w:lang w:val="pt-BR"/>
+        </w:rPr>
+        <w:t>ArcMap</w:t>
+      </w:r>
+      <w:proofErr w:type="spellEnd"/>
+      <w:r>
+        <w:rPr>
+          <w:b/>
+          <w:bCs/>
+          <w:lang w:val="pt-BR"/>
+        </w:rPr>
+        <w:t xml:space="preserve"> (versão 10.5.1)</w:t>
+      </w:r>
+      <w:r>
+        <w:rPr>
+          <w:lang w:val="pt-BR"/>
+        </w:rPr>
+        <w:t xml:space="preserve">. </w:t>
+      </w:r>
+      <w:proofErr w:type="spellStart"/>
+      <w:r>
+        <w:rPr>
+          <w:lang w:val="pt-BR"/>
+        </w:rPr>
+        <w:t>Redlands</w:t>
+      </w:r>
+      <w:proofErr w:type="spellEnd"/>
+      <w:r>
+        <w:rPr>
+          <w:lang w:val="pt-BR"/>
+        </w:rPr>
+        <w:t>, Estados Unidos, 2016.</w:t>
       </w:r>
     </w:p>
     <w:p>
@@ -6044,37 +7033,71 @@
         </w:rPr>
       </w:pPr>
       <w:r>
-        <w:t xml:space="preserve">R Core Team. R: A Language and Environment for Statistical Computing. </w:t>
-      </w:r>
-      <w:r>
-        <w:rPr>
-          <w:lang w:val="pt-BR"/>
-        </w:rPr>
-        <w:t xml:space="preserve">Vienna, </w:t>
-      </w:r>
-      <w:r>
-        <w:rPr>
-          <w:lang w:val="pt-BR"/>
-        </w:rPr>
-        <w:t>A</w:t>
-      </w:r>
-      <w:r>
-        <w:rPr>
-          <w:lang w:val="pt-BR"/>
-        </w:rPr>
-        <w:t xml:space="preserve">ustria, 2020. </w:t>
-      </w:r>
-      <w:r>
-        <w:rPr>
-          <w:lang w:val="pt-BR"/>
-        </w:rPr>
-        <w:t>Available at:</w:t>
-      </w:r>
-      <w:r>
-        <w:rPr>
-          <w:lang w:val="pt-BR"/>
-        </w:rPr>
-        <w:t>: &lt;http://www.R-project.org/&gt;.</w:t>
+        <w:t xml:space="preserve">R Core </w:t>
+      </w:r>
+      <w:r>
+        <w:t>Team</w:t>
+      </w:r>
+      <w:r>
+        <w:t xml:space="preserve">. </w:t>
+      </w:r>
+      <w:r>
+        <w:rPr>
+          <w:b/>
+          <w:bCs/>
+        </w:rPr>
+        <w:t>R: A Language and Environment for Statistical Computing</w:t>
+      </w:r>
+      <w:r>
+        <w:t xml:space="preserve">. </w:t>
+      </w:r>
+      <w:r>
+        <w:rPr>
+          <w:lang w:val="pt-BR"/>
+        </w:rPr>
+        <w:t xml:space="preserve">Vienna, Áustria, 2020. </w:t>
+      </w:r>
+      <w:proofErr w:type="spellStart"/>
+      <w:r>
+        <w:rPr>
+          <w:lang w:val="pt-BR"/>
+        </w:rPr>
+        <w:t>Available</w:t>
+      </w:r>
+      <w:proofErr w:type="spellEnd"/>
+      <w:r>
+        <w:rPr>
+          <w:lang w:val="pt-BR"/>
+        </w:rPr>
+        <w:t xml:space="preserve"> </w:t>
+      </w:r>
+      <w:proofErr w:type="spellStart"/>
+      <w:proofErr w:type="gramStart"/>
+      <w:r>
+        <w:rPr>
+          <w:lang w:val="pt-BR"/>
+        </w:rPr>
+        <w:t>at</w:t>
+      </w:r>
+      <w:proofErr w:type="spellEnd"/>
+      <w:r>
+        <w:rPr>
+          <w:lang w:val="pt-BR"/>
+        </w:rPr>
+        <w:t>:</w:t>
+      </w:r>
+      <w:r>
+        <w:rPr>
+          <w:lang w:val="pt-BR"/>
+        </w:rPr>
+        <w:t>:</w:t>
+      </w:r>
+      <w:proofErr w:type="gramEnd"/>
+      <w:r>
+        <w:rPr>
+          <w:lang w:val="pt-BR"/>
+        </w:rPr>
+        <w:t xml:space="preserve"> &lt;http://www.R-project.org/&gt;.</w:t>
       </w:r>
     </w:p>
     <w:p>
@@ -6111,7 +7134,6 @@
         <w:tc>
           <w:tcPr>
             <w:tcW w:w="0" w:type="auto"/>
-            <w:shd w:val="clear" w:color="auto" w:fill="auto"/>
             <w:vAlign w:val="center"/>
           </w:tcPr>
           <w:p>
@@ -6150,7 +7172,7 @@
                           </pic:cNvPicPr>
                         </pic:nvPicPr>
                         <pic:blipFill>
-                          <a:blip r:embed="rId12" cstate="print">
+                          <a:blip r:embed="rId10" cstate="print">
                             <a:extLst>
                               <a:ext uri="{28A0092B-C50C-407E-A947-70E740481C1C}">
                                 <a14:useLocalDpi xmlns:a14="http://schemas.microsoft.com/office/drawing/2010/main" val="0"/>
@@ -6186,7 +7208,6 @@
         <w:tc>
           <w:tcPr>
             <w:tcW w:w="7149" w:type="dxa"/>
-            <w:shd w:val="clear" w:color="auto" w:fill="auto"/>
             <w:vAlign w:val="center"/>
           </w:tcPr>
           <w:p>
@@ -6217,8 +7238,17 @@
                 <w:rFonts w:eastAsia="SimSun"/>
                 <w:bCs/>
               </w:rPr>
-              <w:t xml:space="preserve"> License Atribution</w:t>
+              <w:t xml:space="preserve"> License </w:t>
             </w:r>
+            <w:proofErr w:type="spellStart"/>
+            <w:r>
+              <w:rPr>
+                <w:rFonts w:eastAsia="SimSun"/>
+                <w:bCs/>
+              </w:rPr>
+              <w:t>Atribution</w:t>
+            </w:r>
+            <w:proofErr w:type="spellEnd"/>
             <w:r>
               <w:rPr>
                 <w:rFonts w:eastAsia="SimSun"/>
@@ -6231,7 +7261,39 @@
                 <w:rFonts w:eastAsia="SimSun"/>
                 <w:bCs/>
               </w:rPr>
-              <w:t>This license allows for others to distribute, remix, adapt and create from your work, even for commercial purposes, as long as they give you due credit for the original creation.</w:t>
+              <w:t xml:space="preserve">This license </w:t>
+            </w:r>
+            <w:proofErr w:type="gramStart"/>
+            <w:r>
+              <w:rPr>
+                <w:rFonts w:eastAsia="SimSun"/>
+                <w:bCs/>
+              </w:rPr>
+              <w:t>allows for</w:t>
+            </w:r>
+            <w:proofErr w:type="gramEnd"/>
+            <w:r>
+              <w:rPr>
+                <w:rFonts w:eastAsia="SimSun"/>
+                <w:bCs/>
+              </w:rPr>
+              <w:t xml:space="preserve"> others to distribute, remix, adapt and create from your work, even for commercial purposes, </w:t>
+            </w:r>
+            <w:proofErr w:type="gramStart"/>
+            <w:r>
+              <w:rPr>
+                <w:rFonts w:eastAsia="SimSun"/>
+                <w:bCs/>
+              </w:rPr>
+              <w:t>as long as</w:t>
+            </w:r>
+            <w:proofErr w:type="gramEnd"/>
+            <w:r>
+              <w:rPr>
+                <w:rFonts w:eastAsia="SimSun"/>
+                <w:bCs/>
+              </w:rPr>
+              <w:t xml:space="preserve"> they give you due credit for the original creation.</w:t>
             </w:r>
           </w:p>
         </w:tc>
@@ -6248,11 +7310,11 @@
       </w:pPr>
     </w:p>
     <w:sectPr>
-      <w:headerReference w:type="even" r:id="rId13"/>
-      <w:headerReference w:type="default" r:id="rId14"/>
-      <w:footerReference w:type="default" r:id="rId15"/>
-      <w:headerReference w:type="first" r:id="rId16"/>
-      <w:footerReference w:type="first" r:id="rId17"/>
+      <w:headerReference w:type="even" r:id="rId11"/>
+      <w:headerReference w:type="default" r:id="rId12"/>
+      <w:footerReference w:type="default" r:id="rId13"/>
+      <w:headerReference w:type="first" r:id="rId14"/>
+      <w:footerReference w:type="first" r:id="rId15"/>
       <w:pgSz w:w="11906" w:h="16838" w:code="9"/>
       <w:pgMar w:top="1230" w:right="936" w:bottom="1077" w:left="936" w:header="1021" w:footer="851" w:gutter="0"/>
       <w:lnNumType w:countBy="1" w:restart="continuous"/>
@@ -6319,9 +7381,6 @@
       </w:tabs>
       <w:spacing w:line="240" w:lineRule="auto"/>
       <w:jc w:val="both"/>
-      <w:rPr>
-        <w:lang w:val="pt-BR"/>
-      </w:rPr>
     </w:pPr>
     <w:r>
       <w:rPr>
@@ -6342,7 +7401,6 @@
       <w:rPr>
         <w:b/>
         <w:szCs w:val="16"/>
-        <w:lang w:val="pt-BR"/>
       </w:rPr>
       <w:t>202</w:t>
     </w:r>
@@ -6350,14 +7408,12 @@
       <w:rPr>
         <w:b/>
         <w:szCs w:val="16"/>
-        <w:lang w:val="pt-BR"/>
       </w:rPr>
-      <w:t>3</w:t>
+      <w:t>6</w:t>
     </w:r>
     <w:r>
       <w:rPr>
         <w:szCs w:val="16"/>
-        <w:lang w:val="pt-BR"/>
       </w:rPr>
       <w:t xml:space="preserve">, </w:t>
     </w:r>
@@ -6365,33 +7421,22 @@
       <w:rPr>
         <w:i/>
         <w:szCs w:val="16"/>
-        <w:lang w:val="pt-BR"/>
       </w:rPr>
       <w:t>xx</w:t>
     </w:r>
     <w:r>
       <w:rPr>
         <w:szCs w:val="16"/>
-        <w:lang w:val="pt-BR"/>
       </w:rPr>
       <w:t>, x; doi: FOR PEER REVIEW</w:t>
     </w:r>
     <w:r>
-      <w:rPr>
-        <w:lang w:val="pt-BR"/>
-      </w:rPr>
       <w:tab/>
     </w:r>
     <w:r>
-      <w:rPr>
-        <w:lang w:val="pt-BR"/>
-      </w:rPr>
       <w:t>https://rbgeomorfologia.org.br</w:t>
     </w:r>
     <w:r>
-      <w:rPr>
-        <w:lang w:val="pt-BR"/>
-      </w:rPr>
       <w:t>/</w:t>
     </w:r>
   </w:p>
@@ -6582,7 +7627,7 @@
         <w:sz w:val="16"/>
         <w:lang w:val="pt-BR"/>
       </w:rPr>
-      <w:t>3</w:t>
+      <w:t>6</w:t>
     </w:r>
     <w:r>
       <w:rPr>
@@ -6655,7 +7700,6 @@
       <w:tc>
         <w:tcPr>
           <w:tcW w:w="2093" w:type="dxa"/>
-          <w:shd w:val="clear" w:color="auto" w:fill="auto"/>
         </w:tcPr>
         <w:p>
           <w:pPr>
@@ -6866,7 +7910,27 @@
               <w:sz w:val="22"/>
               <w:lang w:val="pt-BR"/>
             </w:rPr>
-            <w:t>v. xx, nº x (20</w:t>
+            <w:t xml:space="preserve">v. </w:t>
+          </w:r>
+          <w:proofErr w:type="spellStart"/>
+          <w:r>
+            <w:rPr>
+              <w:rFonts w:ascii="Times New Roman" w:hAnsi="Times New Roman"/>
+              <w:i w:val="0"/>
+              <w:sz w:val="22"/>
+              <w:lang w:val="pt-BR"/>
+            </w:rPr>
+            <w:t>xx</w:t>
+          </w:r>
+          <w:proofErr w:type="spellEnd"/>
+          <w:r>
+            <w:rPr>
+              <w:rFonts w:ascii="Times New Roman" w:hAnsi="Times New Roman"/>
+              <w:i w:val="0"/>
+              <w:sz w:val="22"/>
+              <w:lang w:val="pt-BR"/>
+            </w:rPr>
+            <w:t>, nº x (20</w:t>
           </w:r>
           <w:r>
             <w:rPr>
@@ -6884,7 +7948,7 @@
               <w:sz w:val="22"/>
               <w:lang w:val="pt-BR"/>
             </w:rPr>
-            <w:t>5</w:t>
+            <w:t>6</w:t>
           </w:r>
           <w:r>
             <w:rPr>
@@ -6931,15 +7995,27 @@
             <w:rPr>
               <w:rFonts w:ascii="Times New Roman" w:hAnsi="Times New Roman"/>
               <w:i w:val="0"/>
+              <w:color w:val="EE0000"/>
               <w:sz w:val="22"/>
               <w:lang w:val="pt-BR"/>
             </w:rPr>
-            <w:t>v2</w:t>
+            <w:t>v2x</w:t>
           </w:r>
           <w:r>
             <w:rPr>
               <w:rFonts w:ascii="Times New Roman" w:hAnsi="Times New Roman"/>
               <w:i w:val="0"/>
+              <w:color w:val="EE0000"/>
+              <w:sz w:val="22"/>
+              <w:lang w:val="pt-BR"/>
+            </w:rPr>
+            <w:t>i</w:t>
+          </w:r>
+          <w:r>
+            <w:rPr>
+              <w:rFonts w:ascii="Times New Roman" w:hAnsi="Times New Roman"/>
+              <w:i w:val="0"/>
+              <w:color w:val="EE0000"/>
               <w:sz w:val="22"/>
               <w:lang w:val="pt-BR"/>
             </w:rPr>
@@ -6949,24 +8025,7 @@
             <w:rPr>
               <w:rFonts w:ascii="Times New Roman" w:hAnsi="Times New Roman"/>
               <w:i w:val="0"/>
-              <w:sz w:val="22"/>
-              <w:lang w:val="pt-BR"/>
-            </w:rPr>
-            <w:t>i</w:t>
-          </w:r>
-          <w:r>
-            <w:rPr>
-              <w:rFonts w:ascii="Times New Roman" w:hAnsi="Times New Roman"/>
-              <w:i w:val="0"/>
-              <w:sz w:val="22"/>
-              <w:lang w:val="pt-BR"/>
-            </w:rPr>
-            <w:t>x</w:t>
-          </w:r>
-          <w:r>
-            <w:rPr>
-              <w:rFonts w:ascii="Times New Roman" w:hAnsi="Times New Roman"/>
-              <w:i w:val="0"/>
+              <w:color w:val="EE0000"/>
               <w:sz w:val="22"/>
               <w:lang w:val="pt-BR"/>
             </w:rPr>
@@ -6976,6 +8035,7 @@
             <w:rPr>
               <w:rFonts w:ascii="Times New Roman" w:hAnsi="Times New Roman"/>
               <w:i w:val="0"/>
+              <w:color w:val="EE0000"/>
               <w:sz w:val="22"/>
               <w:lang w:val="pt-BR"/>
             </w:rPr>
@@ -6986,7 +8046,6 @@
       <w:tc>
         <w:tcPr>
           <w:tcW w:w="1701" w:type="dxa"/>
-          <w:shd w:val="clear" w:color="auto" w:fill="auto"/>
         </w:tcPr>
         <w:p>
           <w:pPr>
@@ -8043,7 +9102,6 @@
   <w:style w:type="character" w:default="1" w:styleId="Fontepargpadro">
     <w:name w:val="Default Paragraph Font"/>
     <w:uiPriority w:val="1"/>
-    <w:semiHidden/>
     <w:unhideWhenUsed/>
   </w:style>
   <w:style w:type="table" w:default="1" w:styleId="Tabelanormal">
@@ -8971,7 +10029,7 @@
     <w:uiPriority w:val="99"/>
     <w:semiHidden/>
     <w:unhideWhenUsed/>
-    <w:rsid w:val="00412998"/>
+    <w:rsid w:val="006A724D"/>
     <w:rPr>
       <w:color w:val="605E5C"/>
       <w:shd w:val="clear" w:color="auto" w:fill="E1DFDD"/>
